--- a/птіон/l6/Лаб6_Думанський.docx
+++ b/птіон/l6/Лаб6_Думанський.docx
@@ -630,6 +630,7 @@
           <w:rFonts w:ascii="Times New Roman" w:hAnsi="Times New Roman" w:cs="Times New Roman"/>
           <w:sz w:val="28"/>
           <w:szCs w:val="28"/>
+          <w:lang w:val="uk-UA"/>
         </w:rPr>
       </w:pPr>
       <w:r>
@@ -787,7 +788,7 @@
             <w:szCs w:val="28"/>
             <w:lang w:val="uk-UA"/>
           </w:rPr>
-          <m:t>n=34</m:t>
+          <m:t>n=4</m:t>
         </m:r>
       </m:oMath>
       <w:r>
@@ -817,7 +818,181 @@
           <w:szCs w:val="28"/>
           <w:lang w:val="uk-UA"/>
         </w:rPr>
-        <w:t>. Зобразіть кожен з них кількома методами. Які з них є планарними? Об'єднайте ці графи в один, додавши по одному довільному ребру. Завдання 2. Змоделюйте модель SIS на мережі карате клубу для різних значень ймовірностей зараження та одужання.</w:t>
+        <w:t xml:space="preserve">. Зобразіть кожен з них кількома методами. Які з них є планарними? Об'єднайте ці графи в один, додавши по одному довільному ребру. </w:t>
+      </w:r>
+    </w:p>
+    <w:p>
+      <w:pPr>
+        <w:spacing w:after="120" w:line="360" w:lineRule="auto"/>
+        <w:jc w:val="both"/>
+        <w:rPr>
+          <w:rFonts w:ascii="Times New Roman" w:hAnsi="Times New Roman" w:cs="Times New Roman"/>
+          <w:sz w:val="28"/>
+          <w:szCs w:val="28"/>
+          <w:lang w:val="uk-UA"/>
+        </w:rPr>
+      </w:pPr>
+      <w:r>
+        <w:rPr>
+          <w:rFonts w:ascii="Times New Roman" w:hAnsi="Times New Roman" w:cs="Times New Roman"/>
+          <w:sz w:val="28"/>
+          <w:szCs w:val="28"/>
+          <w:lang w:val="uk-UA"/>
+        </w:rPr>
+        <w:t>Завдання 2. Змоделюйте модель SIS на мережі карате клубу для різних значень ймовірностей зараження та одужання.</w:t>
+      </w:r>
+    </w:p>
+    <w:p>
+      <w:pPr>
+        <w:spacing w:after="120" w:line="360" w:lineRule="auto"/>
+        <w:jc w:val="both"/>
+        <w:rPr>
+          <w:rFonts w:ascii="Times New Roman" w:hAnsi="Times New Roman" w:cs="Times New Roman"/>
+          <w:sz w:val="28"/>
+          <w:szCs w:val="28"/>
+        </w:rPr>
+      </w:pPr>
+      <w:r>
+        <w:rPr>
+          <w:rFonts w:ascii="Times New Roman" w:hAnsi="Times New Roman" w:cs="Times New Roman"/>
+          <w:sz w:val="28"/>
+          <w:szCs w:val="28"/>
+        </w:rPr>
+        <w:t xml:space="preserve">a) </w:t>
+      </w:r>
+      <w:r>
+        <w:rPr>
+          <w:rFonts w:ascii="Cambria Math" w:hAnsi="Cambria Math" w:cs="Cambria Math"/>
+          <w:sz w:val="28"/>
+          <w:szCs w:val="28"/>
+        </w:rPr>
+        <w:t>𝑝𝑖</w:t>
+      </w:r>
+      <w:r>
+        <w:rPr>
+          <w:rFonts w:ascii="Times New Roman" w:hAnsi="Times New Roman" w:cs="Times New Roman"/>
+          <w:sz w:val="28"/>
+          <w:szCs w:val="28"/>
+        </w:rPr>
+        <w:t xml:space="preserve"> = </w:t>
+      </w:r>
+      <w:r>
+        <w:rPr>
+          <w:rFonts w:ascii="Cambria Math" w:hAnsi="Cambria Math" w:cs="Cambria Math"/>
+          <w:sz w:val="28"/>
+          <w:szCs w:val="28"/>
+        </w:rPr>
+        <w:t>𝑝𝑟</w:t>
+      </w:r>
+      <w:r>
+        <w:rPr>
+          <w:rFonts w:ascii="Times New Roman" w:hAnsi="Times New Roman" w:cs="Times New Roman"/>
+          <w:sz w:val="28"/>
+          <w:szCs w:val="28"/>
+        </w:rPr>
+        <w:t xml:space="preserve"> = 0.5;</w:t>
+      </w:r>
+    </w:p>
+    <w:p>
+      <w:pPr>
+        <w:spacing w:after="120" w:line="360" w:lineRule="auto"/>
+        <w:jc w:val="both"/>
+        <w:rPr>
+          <w:rFonts w:ascii="Times New Roman" w:hAnsi="Times New Roman" w:cs="Times New Roman"/>
+          <w:sz w:val="28"/>
+          <w:szCs w:val="28"/>
+        </w:rPr>
+      </w:pPr>
+      <w:r>
+        <w:rPr>
+          <w:rFonts w:ascii="Times New Roman" w:hAnsi="Times New Roman" w:cs="Times New Roman"/>
+          <w:sz w:val="28"/>
+          <w:szCs w:val="28"/>
+        </w:rPr>
+        <w:t xml:space="preserve">b) </w:t>
+      </w:r>
+      <w:r>
+        <w:rPr>
+          <w:rFonts w:ascii="Cambria Math" w:hAnsi="Cambria Math" w:cs="Cambria Math"/>
+          <w:sz w:val="28"/>
+          <w:szCs w:val="28"/>
+        </w:rPr>
+        <w:t>𝑝𝑖</w:t>
+      </w:r>
+      <w:r>
+        <w:rPr>
+          <w:rFonts w:ascii="Times New Roman" w:hAnsi="Times New Roman" w:cs="Times New Roman"/>
+          <w:sz w:val="28"/>
+          <w:szCs w:val="28"/>
+        </w:rPr>
+        <w:t xml:space="preserve"> = 0,2, </w:t>
+      </w:r>
+      <w:r>
+        <w:rPr>
+          <w:rFonts w:ascii="Cambria Math" w:hAnsi="Cambria Math" w:cs="Cambria Math"/>
+          <w:sz w:val="28"/>
+          <w:szCs w:val="28"/>
+        </w:rPr>
+        <w:t>𝑝𝑟</w:t>
+      </w:r>
+      <w:r>
+        <w:rPr>
+          <w:rFonts w:ascii="Times New Roman" w:hAnsi="Times New Roman" w:cs="Times New Roman"/>
+          <w:sz w:val="28"/>
+          <w:szCs w:val="28"/>
+        </w:rPr>
+        <w:t xml:space="preserve"> = 0,8;</w:t>
+      </w:r>
+    </w:p>
+    <w:p>
+      <w:pPr>
+        <w:spacing w:after="120" w:line="360" w:lineRule="auto"/>
+        <w:jc w:val="both"/>
+        <w:rPr>
+          <w:rFonts w:ascii="Times New Roman" w:hAnsi="Times New Roman" w:cs="Times New Roman"/>
+          <w:sz w:val="28"/>
+          <w:szCs w:val="28"/>
+        </w:rPr>
+      </w:pPr>
+      <w:r>
+        <w:rPr>
+          <w:rFonts w:ascii="Times New Roman" w:hAnsi="Times New Roman" w:cs="Times New Roman"/>
+          <w:sz w:val="28"/>
+          <w:szCs w:val="28"/>
+        </w:rPr>
+        <w:t xml:space="preserve">c) </w:t>
+      </w:r>
+      <w:r>
+        <w:rPr>
+          <w:rFonts w:ascii="Cambria Math" w:hAnsi="Cambria Math" w:cs="Cambria Math"/>
+          <w:sz w:val="28"/>
+          <w:szCs w:val="28"/>
+        </w:rPr>
+        <w:t>𝑝𝑖</w:t>
+      </w:r>
+      <w:r>
+        <w:rPr>
+          <w:rFonts w:ascii="Times New Roman" w:hAnsi="Times New Roman" w:cs="Times New Roman"/>
+          <w:sz w:val="28"/>
+          <w:szCs w:val="28"/>
+        </w:rPr>
+        <w:t xml:space="preserve"> = 0,6, </w:t>
+      </w:r>
+      <w:r>
+        <w:rPr>
+          <w:rFonts w:ascii="Cambria Math" w:hAnsi="Cambria Math" w:cs="Cambria Math"/>
+          <w:sz w:val="28"/>
+          <w:szCs w:val="28"/>
+        </w:rPr>
+        <w:t>𝑝𝑟</w:t>
+      </w:r>
+      <w:r>
+        <w:rPr>
+          <w:rFonts w:ascii="Times New Roman" w:hAnsi="Times New Roman" w:cs="Times New Roman"/>
+          <w:sz w:val="28"/>
+          <w:szCs w:val="28"/>
+        </w:rPr>
+        <w:t xml:space="preserve"> = 0,4.</w:t>
       </w:r>
     </w:p>
     <w:p>
@@ -872,7 +1047,145 @@
           <w:szCs w:val="28"/>
           <w:lang w:val="uk-UA"/>
         </w:rPr>
-        <w:t>• Для першого завдання я використав бібліотеку NetworkX для генерації трьох графів: повного графа $K_{34}$, повного двочасткового графа $K_{34,33}$ та циклу $C_{33}$.</w:t>
+        <w:t xml:space="preserve">• Для першого завдання я використав бібліотеку NetworkX для генерації трьох графів: повного графа </w:t>
+      </w:r>
+      <m:oMath>
+        <m:sSub>
+          <m:sSubPr>
+            <m:ctrlPr>
+              <w:rPr>
+                <w:rFonts w:ascii="Cambria Math" w:hAnsi="Cambria Math" w:cs="Times New Roman"/>
+                <w:i/>
+                <w:sz w:val="28"/>
+                <w:szCs w:val="28"/>
+                <w:lang w:val="uk-UA"/>
+              </w:rPr>
+            </m:ctrlPr>
+          </m:sSubPr>
+          <m:e>
+            <m:r>
+              <w:rPr>
+                <w:rFonts w:ascii="Cambria Math" w:hAnsi="Cambria Math" w:cs="Times New Roman"/>
+                <w:sz w:val="28"/>
+                <w:szCs w:val="28"/>
+                <w:lang w:val="uk-UA"/>
+              </w:rPr>
+              <m:t>K</m:t>
+            </m:r>
+          </m:e>
+          <m:sub>
+            <m:r>
+              <w:rPr>
+                <w:rFonts w:ascii="Cambria Math" w:hAnsi="Cambria Math" w:cs="Times New Roman"/>
+                <w:sz w:val="28"/>
+                <w:szCs w:val="28"/>
+                <w:lang w:val="uk-UA"/>
+              </w:rPr>
+              <m:t>4</m:t>
+            </m:r>
+          </m:sub>
+        </m:sSub>
+      </m:oMath>
+      <w:r>
+        <w:rPr>
+          <w:rFonts w:ascii="Times New Roman" w:hAnsi="Times New Roman" w:cs="Times New Roman"/>
+          <w:sz w:val="28"/>
+          <w:szCs w:val="28"/>
+          <w:lang w:val="uk-UA"/>
+        </w:rPr>
+        <w:t xml:space="preserve">, повного двочасткового графа </w:t>
+      </w:r>
+      <m:oMath>
+        <m:sSub>
+          <m:sSubPr>
+            <m:ctrlPr>
+              <w:rPr>
+                <w:rFonts w:ascii="Cambria Math" w:hAnsi="Cambria Math" w:cs="Times New Roman"/>
+                <w:i/>
+                <w:sz w:val="28"/>
+                <w:szCs w:val="28"/>
+                <w:lang w:val="uk-UA"/>
+              </w:rPr>
+            </m:ctrlPr>
+          </m:sSubPr>
+          <m:e>
+            <m:r>
+              <w:rPr>
+                <w:rFonts w:ascii="Cambria Math" w:hAnsi="Cambria Math" w:cs="Times New Roman"/>
+                <w:sz w:val="28"/>
+                <w:szCs w:val="28"/>
+                <w:lang w:val="uk-UA"/>
+              </w:rPr>
+              <m:t>K</m:t>
+            </m:r>
+          </m:e>
+          <m:sub>
+            <m:r>
+              <w:rPr>
+                <w:rFonts w:ascii="Cambria Math" w:hAnsi="Cambria Math" w:cs="Times New Roman"/>
+                <w:sz w:val="28"/>
+                <w:szCs w:val="28"/>
+                <w:lang w:val="uk-UA"/>
+              </w:rPr>
+              <m:t>4,3</m:t>
+            </m:r>
+          </m:sub>
+        </m:sSub>
+      </m:oMath>
+      <w:r>
+        <w:rPr>
+          <w:rFonts w:ascii="Times New Roman" w:hAnsi="Times New Roman" w:cs="Times New Roman"/>
+          <w:sz w:val="28"/>
+          <w:szCs w:val="28"/>
+          <w:lang w:val="uk-UA"/>
+        </w:rPr>
+        <w:t xml:space="preserve"> та циклу </w:t>
+      </w:r>
+      <m:oMath>
+        <m:sSub>
+          <m:sSubPr>
+            <m:ctrlPr>
+              <w:rPr>
+                <w:rFonts w:ascii="Cambria Math" w:hAnsi="Cambria Math" w:cs="Times New Roman"/>
+                <w:i/>
+                <w:sz w:val="28"/>
+                <w:szCs w:val="28"/>
+                <w:lang w:val="uk-UA"/>
+              </w:rPr>
+            </m:ctrlPr>
+          </m:sSubPr>
+          <m:e>
+            <m:r>
+              <w:rPr>
+                <w:rFonts w:ascii="Cambria Math" w:hAnsi="Cambria Math" w:cs="Times New Roman"/>
+                <w:sz w:val="28"/>
+                <w:szCs w:val="28"/>
+                <w:lang w:val="uk-UA"/>
+              </w:rPr>
+              <m:t>C</m:t>
+            </m:r>
+          </m:e>
+          <m:sub>
+            <m:r>
+              <w:rPr>
+                <w:rFonts w:ascii="Cambria Math" w:hAnsi="Cambria Math" w:cs="Times New Roman"/>
+                <w:sz w:val="28"/>
+                <w:szCs w:val="28"/>
+                <w:lang w:val="uk-UA"/>
+              </w:rPr>
+              <m:t>3</m:t>
+            </m:r>
+          </m:sub>
+        </m:sSub>
+      </m:oMath>
+      <w:r>
+        <w:rPr>
+          <w:rFonts w:ascii="Times New Roman" w:hAnsi="Times New Roman" w:cs="Times New Roman"/>
+          <w:sz w:val="28"/>
+          <w:szCs w:val="28"/>
+          <w:lang w:val="uk-UA"/>
+        </w:rPr>
+        <w:t>.</w:t>
       </w:r>
       <w:r>
         <w:rPr>
@@ -882,37 +1195,309 @@
           <w:lang w:val="uk-UA"/>
         </w:rPr>
         <w:br/>
-        <w:t>• Далі перевірив їх на планарність за допомогою вбудованого методу. Як і очікувалось математично, планарним виявився лише цикл $C_{33}$, тоді як $K_{34}$ та $K_{34,33}$ не є планарними.</w:t>
-      </w:r>
-      <w:r>
-        <w:rPr>
-          <w:rFonts w:ascii="Times New Roman" w:hAnsi="Times New Roman" w:cs="Times New Roman"/>
-          <w:sz w:val="28"/>
-          <w:szCs w:val="28"/>
-          <w:lang w:val="uk-UA"/>
-        </w:rPr>
-        <w:br/>
+        <w:t xml:space="preserve">• Далі перевірив їх на планарність за допомогою вбудованого методу. Як і очікувалось математично, планарним виявився </w:t>
+      </w:r>
+      <m:oMath>
+        <m:sSub>
+          <m:sSubPr>
+            <m:ctrlPr>
+              <w:rPr>
+                <w:rFonts w:ascii="Cambria Math" w:hAnsi="Cambria Math" w:cs="Times New Roman"/>
+                <w:i/>
+                <w:sz w:val="28"/>
+                <w:szCs w:val="28"/>
+                <w:lang w:val="uk-UA"/>
+              </w:rPr>
+            </m:ctrlPr>
+          </m:sSubPr>
+          <m:e>
+            <m:r>
+              <w:rPr>
+                <w:rFonts w:ascii="Cambria Math" w:hAnsi="Cambria Math" w:cs="Times New Roman"/>
+                <w:sz w:val="28"/>
+                <w:szCs w:val="28"/>
+                <w:lang w:val="uk-UA"/>
+              </w:rPr>
+              <m:t>C</m:t>
+            </m:r>
+          </m:e>
+          <m:sub>
+            <m:r>
+              <w:rPr>
+                <w:rFonts w:ascii="Cambria Math" w:hAnsi="Cambria Math" w:cs="Times New Roman"/>
+                <w:sz w:val="28"/>
+                <w:szCs w:val="28"/>
+                <w:lang w:val="uk-UA"/>
+              </w:rPr>
+              <m:t>3</m:t>
+            </m:r>
+          </m:sub>
+        </m:sSub>
+      </m:oMath>
+      <w:r>
+        <w:rPr>
+          <w:rFonts w:ascii="Times New Roman" w:hAnsi="Times New Roman" w:cs="Times New Roman"/>
+          <w:sz w:val="28"/>
+          <w:szCs w:val="28"/>
+          <w:lang w:val="uk-UA"/>
+        </w:rPr>
+        <w:t xml:space="preserve"> і </w:t>
+      </w:r>
+      <m:oMath>
+        <m:sSub>
+          <m:sSubPr>
+            <m:ctrlPr>
+              <w:rPr>
+                <w:rFonts w:ascii="Cambria Math" w:hAnsi="Cambria Math" w:cs="Times New Roman"/>
+                <w:i/>
+                <w:sz w:val="28"/>
+                <w:szCs w:val="28"/>
+                <w:lang w:val="uk-UA"/>
+              </w:rPr>
+            </m:ctrlPr>
+          </m:sSubPr>
+          <m:e>
+            <m:r>
+              <w:rPr>
+                <w:rFonts w:ascii="Cambria Math" w:hAnsi="Cambria Math" w:cs="Times New Roman"/>
+                <w:sz w:val="28"/>
+                <w:szCs w:val="28"/>
+                <w:lang w:val="uk-UA"/>
+              </w:rPr>
+              <m:t>K</m:t>
+            </m:r>
+          </m:e>
+          <m:sub>
+            <m:r>
+              <w:rPr>
+                <w:rFonts w:ascii="Cambria Math" w:hAnsi="Cambria Math" w:cs="Times New Roman"/>
+                <w:sz w:val="28"/>
+                <w:szCs w:val="28"/>
+                <w:lang w:val="uk-UA"/>
+              </w:rPr>
+              <m:t>4</m:t>
+            </m:r>
+          </m:sub>
+        </m:sSub>
+      </m:oMath>
+      <w:r>
+        <w:rPr>
+          <w:rFonts w:ascii="Times New Roman" w:eastAsiaTheme="minorEastAsia" w:hAnsi="Times New Roman" w:cs="Times New Roman"/>
+          <w:sz w:val="28"/>
+          <w:szCs w:val="28"/>
+          <w:lang w:val="uk-UA"/>
+        </w:rPr>
+        <w:t>,</w:t>
+      </w:r>
+      <w:r>
+        <w:rPr>
+          <w:rFonts w:ascii="Times New Roman" w:hAnsi="Times New Roman" w:cs="Times New Roman"/>
+          <w:sz w:val="28"/>
+          <w:szCs w:val="28"/>
+          <w:lang w:val="uk-UA"/>
+        </w:rPr>
+        <w:t xml:space="preserve"> тоді </w:t>
+      </w:r>
+      <m:oMath>
+        <m:sSub>
+          <m:sSubPr>
+            <m:ctrlPr>
+              <w:rPr>
+                <w:rFonts w:ascii="Cambria Math" w:hAnsi="Cambria Math" w:cs="Times New Roman"/>
+                <w:i/>
+                <w:sz w:val="28"/>
+                <w:szCs w:val="28"/>
+                <w:lang w:val="uk-UA"/>
+              </w:rPr>
+            </m:ctrlPr>
+          </m:sSubPr>
+          <m:e>
+            <m:r>
+              <w:rPr>
+                <w:rFonts w:ascii="Cambria Math" w:hAnsi="Cambria Math" w:cs="Times New Roman"/>
+                <w:sz w:val="28"/>
+                <w:szCs w:val="28"/>
+                <w:lang w:val="uk-UA"/>
+              </w:rPr>
+              <m:t>K</m:t>
+            </m:r>
+          </m:e>
+          <m:sub>
+            <m:r>
+              <w:rPr>
+                <w:rFonts w:ascii="Cambria Math" w:hAnsi="Cambria Math" w:cs="Times New Roman"/>
+                <w:sz w:val="28"/>
+                <w:szCs w:val="28"/>
+                <w:lang w:val="uk-UA"/>
+              </w:rPr>
+              <m:t>4,3</m:t>
+            </m:r>
+          </m:sub>
+        </m:sSub>
+      </m:oMath>
+      <w:r>
+        <w:rPr>
+          <w:rFonts w:ascii="Times New Roman" w:hAnsi="Times New Roman" w:cs="Times New Roman"/>
+          <w:sz w:val="28"/>
+          <w:szCs w:val="28"/>
+          <w:lang w:val="uk-UA"/>
+        </w:rPr>
+        <w:t xml:space="preserve"> не є планарним.</w:t>
+      </w:r>
+    </w:p>
+    <w:p>
+      <w:pPr>
+        <w:spacing w:after="120" w:line="360" w:lineRule="auto"/>
+        <w:jc w:val="both"/>
+        <w:rPr>
+          <w:rFonts w:ascii="Times New Roman" w:hAnsi="Times New Roman" w:cs="Times New Roman"/>
+          <w:sz w:val="28"/>
+          <w:szCs w:val="28"/>
+          <w:lang w:val="uk-UA"/>
+        </w:rPr>
+      </w:pPr>
+      <w:r>
+        <w:rPr>
+          <w:rFonts w:ascii="Times New Roman" w:hAnsi="Times New Roman" w:cs="Times New Roman"/>
+          <w:sz w:val="28"/>
+          <w:szCs w:val="28"/>
+          <w:lang w:val="uk-UA"/>
+        </w:rPr>
         <w:t>• Щоб об'єднати їх у єдину структуру, я скористався функцією об'єднання графів, після чого додав два довільні ребра (мости) між різними компонентами зв'язності. Згенерований новий граф містить об'єднаний список вершин та ребер.</w:t>
       </w:r>
-      <w:r>
-        <w:rPr>
-          <w:rFonts w:ascii="Times New Roman" w:hAnsi="Times New Roman" w:cs="Times New Roman"/>
-          <w:sz w:val="28"/>
-          <w:szCs w:val="28"/>
-          <w:lang w:val="uk-UA"/>
-        </w:rPr>
-        <w:br/>
+    </w:p>
+    <w:p>
+      <w:pPr>
+        <w:spacing w:after="120" w:line="360" w:lineRule="auto"/>
+        <w:jc w:val="both"/>
+        <w:rPr>
+          <w:rFonts w:ascii="Times New Roman" w:hAnsi="Times New Roman" w:cs="Times New Roman"/>
+          <w:sz w:val="28"/>
+          <w:szCs w:val="28"/>
+          <w:lang w:val="uk-UA"/>
+        </w:rPr>
+      </w:pPr>
+      <w:r>
+        <w:rPr>
+          <w:rFonts w:ascii="Times New Roman" w:hAnsi="Times New Roman" w:cs="Times New Roman"/>
+          <w:sz w:val="28"/>
+          <w:szCs w:val="28"/>
+          <w:lang w:val="uk-UA"/>
+        </w:rPr>
         <w:t>• У другому завданні я модифікував наданий код для моделювання динаміки SIS на мережі карате-клубу. Кожна вершина графа отримала атрибут стану: 0 для сприйнятливих (S) та 1 для інфікованих (I) індивідів.</w:t>
       </w:r>
-      <w:r>
-        <w:rPr>
-          <w:rFonts w:ascii="Times New Roman" w:hAnsi="Times New Roman" w:cs="Times New Roman"/>
-          <w:sz w:val="28"/>
-          <w:szCs w:val="28"/>
-          <w:lang w:val="uk-UA"/>
-        </w:rPr>
-        <w:br/>
-        <w:t>• На кожному кроці симуляції алгоритм проходить по всіх вершинах. Якщо індивід інфікований, він переходить у стан 0 з ймовірністю $p_{r}$. Якщо індивід здоровий, але має інфікованих сусідів, він стає хворим з ймовірністю $p_{i}$.</w:t>
+    </w:p>
+    <w:p>
+      <w:pPr>
+        <w:spacing w:after="120" w:line="360" w:lineRule="auto"/>
+        <w:jc w:val="both"/>
+        <w:rPr>
+          <w:rFonts w:ascii="Times New Roman" w:hAnsi="Times New Roman" w:cs="Times New Roman"/>
+          <w:sz w:val="28"/>
+          <w:szCs w:val="28"/>
+          <w:lang w:val="uk-UA"/>
+        </w:rPr>
+      </w:pPr>
+      <w:r>
+        <w:rPr>
+          <w:rFonts w:ascii="Times New Roman" w:hAnsi="Times New Roman" w:cs="Times New Roman"/>
+          <w:sz w:val="28"/>
+          <w:szCs w:val="28"/>
+          <w:lang w:val="uk-UA"/>
+        </w:rPr>
+        <w:t xml:space="preserve">• На кожному кроці симуляції алгоритм проходить по всіх вершинах. Якщо індивід інфікований, він переходить у стан 0 з ймовірністю </w:t>
+      </w:r>
+      <m:oMath>
+        <m:sSub>
+          <m:sSubPr>
+            <m:ctrlPr>
+              <w:rPr>
+                <w:rFonts w:ascii="Cambria Math" w:hAnsi="Cambria Math" w:cs="Times New Roman"/>
+                <w:i/>
+                <w:sz w:val="28"/>
+                <w:szCs w:val="28"/>
+                <w:lang w:val="uk-UA"/>
+              </w:rPr>
+            </m:ctrlPr>
+          </m:sSubPr>
+          <m:e>
+            <m:r>
+              <w:rPr>
+                <w:rFonts w:ascii="Cambria Math" w:hAnsi="Cambria Math" w:cs="Times New Roman"/>
+                <w:sz w:val="28"/>
+                <w:szCs w:val="28"/>
+                <w:lang w:val="uk-UA"/>
+              </w:rPr>
+              <m:t>p</m:t>
+            </m:r>
+          </m:e>
+          <m:sub>
+            <m:r>
+              <w:rPr>
+                <w:rFonts w:ascii="Cambria Math" w:hAnsi="Cambria Math" w:cs="Times New Roman"/>
+                <w:sz w:val="28"/>
+                <w:szCs w:val="28"/>
+                <w:lang w:val="uk-UA"/>
+              </w:rPr>
+              <m:t>r</m:t>
+            </m:r>
+          </m:sub>
+        </m:sSub>
+      </m:oMath>
+      <w:r>
+        <w:rPr>
+          <w:rFonts w:ascii="Times New Roman" w:hAnsi="Times New Roman" w:cs="Times New Roman"/>
+          <w:sz w:val="28"/>
+          <w:szCs w:val="28"/>
+          <w:lang w:val="uk-UA"/>
+        </w:rPr>
+        <w:t xml:space="preserve">. Якщо індивід здоровий, але має інфікованих сусідів, він стає хворим з ймовірністю </w:t>
+      </w:r>
+      <m:oMath>
+        <m:sSub>
+          <m:sSubPr>
+            <m:ctrlPr>
+              <w:rPr>
+                <w:rFonts w:ascii="Cambria Math" w:hAnsi="Cambria Math" w:cs="Times New Roman"/>
+                <w:i/>
+                <w:sz w:val="28"/>
+                <w:szCs w:val="28"/>
+                <w:lang w:val="uk-UA"/>
+              </w:rPr>
+            </m:ctrlPr>
+          </m:sSubPr>
+          <m:e>
+            <m:r>
+              <w:rPr>
+                <w:rFonts w:ascii="Cambria Math" w:hAnsi="Cambria Math" w:cs="Times New Roman"/>
+                <w:sz w:val="28"/>
+                <w:szCs w:val="28"/>
+                <w:lang w:val="uk-UA"/>
+              </w:rPr>
+              <m:t>p</m:t>
+            </m:r>
+          </m:e>
+          <m:sub>
+            <m:r>
+              <w:rPr>
+                <w:rFonts w:ascii="Cambria Math" w:hAnsi="Cambria Math" w:cs="Times New Roman"/>
+                <w:sz w:val="28"/>
+                <w:szCs w:val="28"/>
+                <w:lang w:val="uk-UA"/>
+              </w:rPr>
+              <m:t>i</m:t>
+            </m:r>
+          </m:sub>
+        </m:sSub>
+      </m:oMath>
+      <w:r>
+        <w:rPr>
+          <w:rFonts w:ascii="Times New Roman" w:hAnsi="Times New Roman" w:cs="Times New Roman"/>
+          <w:sz w:val="28"/>
+          <w:szCs w:val="28"/>
+          <w:lang w:val="uk-UA"/>
+        </w:rPr>
+        <w:t>.</w:t>
       </w:r>
     </w:p>
     <w:p>
@@ -936,6 +1521,7 @@
           <w:szCs w:val="28"/>
           <w:lang w:val="uk-UA"/>
         </w:rPr>
+        <w:lastRenderedPageBreak/>
         <w:t>Результат</w:t>
       </w:r>
       <w:r>
@@ -992,24 +1578,532 @@
         </w:rPr>
         <w:t>У першому завданні успішно створено та об'єднано графи, виведено кількість їхніх вершин і ребер, отримано матрицю суміжності та візуалізовано результати за допомогою різних розкладок NetworkX.</w:t>
       </w:r>
-      <w:r>
-        <w:rPr>
-          <w:rFonts w:ascii="Times New Roman" w:hAnsi="Times New Roman" w:cs="Times New Roman"/>
-          <w:sz w:val="28"/>
-          <w:szCs w:val="28"/>
-          <w:lang w:val="uk-UA"/>
-        </w:rPr>
-        <w:br/>
-      </w:r>
-      <w:r>
-        <w:rPr>
-          <w:rFonts w:ascii="Times New Roman" w:hAnsi="Times New Roman" w:cs="Times New Roman"/>
-          <w:sz w:val="28"/>
-          <w:szCs w:val="28"/>
-          <w:lang w:val="uk-UA"/>
+    </w:p>
+    <w:p>
+      <w:pPr>
+        <w:spacing w:after="120" w:line="360" w:lineRule="auto"/>
+        <w:jc w:val="both"/>
+        <w:rPr>
+          <w:rFonts w:ascii="Times New Roman" w:hAnsi="Times New Roman" w:cs="Times New Roman"/>
+          <w:sz w:val="28"/>
+          <w:szCs w:val="28"/>
+          <w:lang w:val="uk-UA"/>
+        </w:rPr>
+      </w:pPr>
+      <w:r>
+        <w:rPr>
+          <w:noProof/>
+        </w:rPr>
+        <w:drawing>
+          <wp:inline distT="0" distB="0" distL="0" distR="0" wp14:anchorId="5BA8E628" wp14:editId="40FADD63">
+            <wp:extent cx="6120765" cy="2129155"/>
+            <wp:effectExtent l="0" t="0" r="0" b="4445"/>
+            <wp:docPr id="1986132876" name="Рисунок 1"/>
+            <wp:cNvGraphicFramePr>
+              <a:graphicFrameLocks xmlns:a="http://schemas.openxmlformats.org/drawingml/2006/main" noChangeAspect="1"/>
+            </wp:cNvGraphicFramePr>
+            <a:graphic xmlns:a="http://schemas.openxmlformats.org/drawingml/2006/main">
+              <a:graphicData uri="http://schemas.openxmlformats.org/drawingml/2006/picture">
+                <pic:pic xmlns:pic="http://schemas.openxmlformats.org/drawingml/2006/picture">
+                  <pic:nvPicPr>
+                    <pic:cNvPr id="1986132876" name=""/>
+                    <pic:cNvPicPr/>
+                  </pic:nvPicPr>
+                  <pic:blipFill>
+                    <a:blip r:embed="rId5"/>
+                    <a:stretch>
+                      <a:fillRect/>
+                    </a:stretch>
+                  </pic:blipFill>
+                  <pic:spPr>
+                    <a:xfrm>
+                      <a:off x="0" y="0"/>
+                      <a:ext cx="6120765" cy="2129155"/>
+                    </a:xfrm>
+                    <a:prstGeom prst="rect">
+                      <a:avLst/>
+                    </a:prstGeom>
+                  </pic:spPr>
+                </pic:pic>
+              </a:graphicData>
+            </a:graphic>
+          </wp:inline>
+        </w:drawing>
+      </w:r>
+    </w:p>
+    <w:p>
+      <w:pPr>
+        <w:spacing w:after="120" w:line="360" w:lineRule="auto"/>
+        <w:jc w:val="center"/>
+        <w:rPr>
+          <w:rFonts w:ascii="Times New Roman" w:hAnsi="Times New Roman" w:cs="Times New Roman"/>
+          <w:sz w:val="28"/>
+          <w:szCs w:val="28"/>
+          <w:lang w:val="uk-UA"/>
+        </w:rPr>
+      </w:pPr>
+      <w:r>
+        <w:rPr>
+          <w:noProof/>
+        </w:rPr>
+        <w:drawing>
+          <wp:inline distT="0" distB="0" distL="0" distR="0" wp14:anchorId="10CC3653" wp14:editId="0875254C">
+            <wp:extent cx="4662535" cy="3718806"/>
+            <wp:effectExtent l="0" t="0" r="5080" b="0"/>
+            <wp:docPr id="280747366" name="Рисунок 1"/>
+            <wp:cNvGraphicFramePr>
+              <a:graphicFrameLocks xmlns:a="http://schemas.openxmlformats.org/drawingml/2006/main" noChangeAspect="1"/>
+            </wp:cNvGraphicFramePr>
+            <a:graphic xmlns:a="http://schemas.openxmlformats.org/drawingml/2006/main">
+              <a:graphicData uri="http://schemas.openxmlformats.org/drawingml/2006/picture">
+                <pic:pic xmlns:pic="http://schemas.openxmlformats.org/drawingml/2006/picture">
+                  <pic:nvPicPr>
+                    <pic:cNvPr id="280747366" name=""/>
+                    <pic:cNvPicPr/>
+                  </pic:nvPicPr>
+                  <pic:blipFill>
+                    <a:blip r:embed="rId6"/>
+                    <a:stretch>
+                      <a:fillRect/>
+                    </a:stretch>
+                  </pic:blipFill>
+                  <pic:spPr>
+                    <a:xfrm>
+                      <a:off x="0" y="0"/>
+                      <a:ext cx="4662992" cy="3719171"/>
+                    </a:xfrm>
+                    <a:prstGeom prst="rect">
+                      <a:avLst/>
+                    </a:prstGeom>
+                  </pic:spPr>
+                </pic:pic>
+              </a:graphicData>
+            </a:graphic>
+          </wp:inline>
+        </w:drawing>
+      </w:r>
+    </w:p>
+    <w:p>
+      <w:pPr>
+        <w:spacing w:after="120" w:line="360" w:lineRule="auto"/>
+        <w:jc w:val="both"/>
+        <w:rPr>
+          <w:rFonts w:ascii="Times New Roman" w:hAnsi="Times New Roman" w:cs="Times New Roman"/>
+          <w:sz w:val="28"/>
+          <w:szCs w:val="28"/>
+          <w:lang w:val="uk-UA"/>
+        </w:rPr>
+      </w:pPr>
+      <w:r>
+        <w:rPr>
+          <w:rFonts w:ascii="Times New Roman" w:hAnsi="Times New Roman" w:cs="Times New Roman"/>
+          <w:sz w:val="28"/>
+          <w:szCs w:val="28"/>
+          <w:lang w:val="uk-UA"/>
+        </w:rPr>
+        <w:t xml:space="preserve">У другому завданні проведено симуляції для трьох сценаріїв. При </w:t>
+      </w:r>
+      <m:oMath>
+        <m:sSub>
+          <m:sSubPr>
+            <m:ctrlPr>
+              <w:rPr>
+                <w:rFonts w:ascii="Cambria Math" w:hAnsi="Cambria Math" w:cs="Times New Roman"/>
+                <w:i/>
+                <w:sz w:val="28"/>
+                <w:szCs w:val="28"/>
+                <w:lang w:val="uk-UA"/>
+              </w:rPr>
+            </m:ctrlPr>
+          </m:sSubPr>
+          <m:e>
+            <m:r>
+              <w:rPr>
+                <w:rFonts w:ascii="Cambria Math" w:hAnsi="Cambria Math" w:cs="Times New Roman"/>
+                <w:sz w:val="28"/>
+                <w:szCs w:val="28"/>
+                <w:lang w:val="uk-UA"/>
+              </w:rPr>
+              <m:t>p</m:t>
+            </m:r>
+          </m:e>
+          <m:sub>
+            <m:r>
+              <w:rPr>
+                <w:rFonts w:ascii="Cambria Math" w:hAnsi="Cambria Math" w:cs="Times New Roman"/>
+                <w:sz w:val="28"/>
+                <w:szCs w:val="28"/>
+                <w:lang w:val="uk-UA"/>
+              </w:rPr>
+              <m:t>i</m:t>
+            </m:r>
+          </m:sub>
+        </m:sSub>
+        <m:r>
+          <w:rPr>
+            <w:rFonts w:ascii="Cambria Math" w:hAnsi="Cambria Math" w:cs="Times New Roman"/>
+            <w:sz w:val="28"/>
+            <w:szCs w:val="28"/>
+            <w:lang w:val="uk-UA"/>
+          </w:rPr>
+          <m:t>=0.5,</m:t>
+        </m:r>
+        <m:sSub>
+          <m:sSubPr>
+            <m:ctrlPr>
+              <w:rPr>
+                <w:rFonts w:ascii="Cambria Math" w:hAnsi="Cambria Math" w:cs="Times New Roman"/>
+                <w:i/>
+                <w:sz w:val="28"/>
+                <w:szCs w:val="28"/>
+                <w:lang w:val="uk-UA"/>
+              </w:rPr>
+            </m:ctrlPr>
+          </m:sSubPr>
+          <m:e>
+            <m:r>
+              <w:rPr>
+                <w:rFonts w:ascii="Cambria Math" w:hAnsi="Cambria Math" w:cs="Times New Roman"/>
+                <w:sz w:val="28"/>
+                <w:szCs w:val="28"/>
+                <w:lang w:val="uk-UA"/>
+              </w:rPr>
+              <m:t>p</m:t>
+            </m:r>
+          </m:e>
+          <m:sub>
+            <m:r>
+              <w:rPr>
+                <w:rFonts w:ascii="Cambria Math" w:hAnsi="Cambria Math" w:cs="Times New Roman"/>
+                <w:sz w:val="28"/>
+                <w:szCs w:val="28"/>
+                <w:lang w:val="uk-UA"/>
+              </w:rPr>
+              <m:t>r</m:t>
+            </m:r>
+          </m:sub>
+        </m:sSub>
+        <m:r>
+          <w:rPr>
+            <w:rFonts w:ascii="Cambria Math" w:hAnsi="Cambria Math" w:cs="Times New Roman"/>
+            <w:sz w:val="28"/>
+            <w:szCs w:val="28"/>
+            <w:lang w:val="uk-UA"/>
+          </w:rPr>
+          <m:t>=0.5</m:t>
+        </m:r>
+      </m:oMath>
+      <w:r>
+        <w:rPr>
+          <w:rFonts w:ascii="Times New Roman" w:hAnsi="Times New Roman" w:cs="Times New Roman"/>
+          <w:sz w:val="28"/>
+          <w:szCs w:val="28"/>
+          <w:lang w:val="uk-UA"/>
+        </w:rPr>
+        <w:t xml:space="preserve"> інфекція тримається в мережі на стабільному рівні, балансуючи між зараженими та здоровими. При </w:t>
+      </w:r>
+      <m:oMath>
+        <m:sSub>
+          <m:sSubPr>
+            <m:ctrlPr>
+              <w:rPr>
+                <w:rFonts w:ascii="Cambria Math" w:hAnsi="Cambria Math" w:cs="Times New Roman"/>
+                <w:i/>
+                <w:sz w:val="28"/>
+                <w:szCs w:val="28"/>
+                <w:lang w:val="uk-UA"/>
+              </w:rPr>
+            </m:ctrlPr>
+          </m:sSubPr>
+          <m:e>
+            <m:r>
+              <w:rPr>
+                <w:rFonts w:ascii="Cambria Math" w:hAnsi="Cambria Math" w:cs="Times New Roman"/>
+                <w:sz w:val="28"/>
+                <w:szCs w:val="28"/>
+                <w:lang w:val="uk-UA"/>
+              </w:rPr>
+              <m:t>p</m:t>
+            </m:r>
+          </m:e>
+          <m:sub>
+            <m:r>
+              <w:rPr>
+                <w:rFonts w:ascii="Cambria Math" w:hAnsi="Cambria Math" w:cs="Times New Roman"/>
+                <w:sz w:val="28"/>
+                <w:szCs w:val="28"/>
+                <w:lang w:val="uk-UA"/>
+              </w:rPr>
+              <m:t>i</m:t>
+            </m:r>
+          </m:sub>
+        </m:sSub>
+        <m:r>
+          <w:rPr>
+            <w:rFonts w:ascii="Cambria Math" w:hAnsi="Cambria Math" w:cs="Times New Roman"/>
+            <w:sz w:val="28"/>
+            <w:szCs w:val="28"/>
+            <w:lang w:val="uk-UA"/>
+          </w:rPr>
+          <m:t>=0.2,</m:t>
+        </m:r>
+        <m:sSub>
+          <m:sSubPr>
+            <m:ctrlPr>
+              <w:rPr>
+                <w:rFonts w:ascii="Cambria Math" w:hAnsi="Cambria Math" w:cs="Times New Roman"/>
+                <w:i/>
+                <w:sz w:val="28"/>
+                <w:szCs w:val="28"/>
+                <w:lang w:val="uk-UA"/>
+              </w:rPr>
+            </m:ctrlPr>
+          </m:sSubPr>
+          <m:e>
+            <m:r>
+              <w:rPr>
+                <w:rFonts w:ascii="Cambria Math" w:hAnsi="Cambria Math" w:cs="Times New Roman"/>
+                <w:sz w:val="28"/>
+                <w:szCs w:val="28"/>
+                <w:lang w:val="uk-UA"/>
+              </w:rPr>
+              <m:t>p</m:t>
+            </m:r>
+          </m:e>
+          <m:sub>
+            <m:r>
+              <w:rPr>
+                <w:rFonts w:ascii="Cambria Math" w:hAnsi="Cambria Math" w:cs="Times New Roman"/>
+                <w:sz w:val="28"/>
+                <w:szCs w:val="28"/>
+                <w:lang w:val="uk-UA"/>
+              </w:rPr>
+              <m:t>r</m:t>
+            </m:r>
+          </m:sub>
+        </m:sSub>
+        <m:r>
+          <w:rPr>
+            <w:rFonts w:ascii="Cambria Math" w:hAnsi="Cambria Math" w:cs="Times New Roman"/>
+            <w:sz w:val="28"/>
+            <w:szCs w:val="28"/>
+            <w:lang w:val="uk-UA"/>
+          </w:rPr>
+          <m:t>=0.8</m:t>
+        </m:r>
+      </m:oMath>
+      <w:r>
+        <w:rPr>
+          <w:rFonts w:ascii="Times New Roman" w:hAnsi="Times New Roman" w:cs="Times New Roman"/>
+          <w:sz w:val="28"/>
+          <w:szCs w:val="28"/>
+          <w:lang w:val="uk-UA"/>
+        </w:rPr>
+        <w:t xml:space="preserve"> висока ймовірність одужання призводить до швидкого повного зникнення хвороби з графа. У випадку </w:t>
+      </w:r>
+      <m:oMath>
+        <m:sSub>
+          <m:sSubPr>
+            <m:ctrlPr>
+              <w:rPr>
+                <w:rFonts w:ascii="Cambria Math" w:hAnsi="Cambria Math" w:cs="Times New Roman"/>
+                <w:i/>
+                <w:sz w:val="28"/>
+                <w:szCs w:val="28"/>
+                <w:lang w:val="uk-UA"/>
+              </w:rPr>
+            </m:ctrlPr>
+          </m:sSubPr>
+          <m:e>
+            <m:r>
+              <w:rPr>
+                <w:rFonts w:ascii="Cambria Math" w:hAnsi="Cambria Math" w:cs="Times New Roman"/>
+                <w:sz w:val="28"/>
+                <w:szCs w:val="28"/>
+                <w:lang w:val="uk-UA"/>
+              </w:rPr>
+              <m:t>p</m:t>
+            </m:r>
+          </m:e>
+          <m:sub>
+            <m:r>
+              <w:rPr>
+                <w:rFonts w:ascii="Cambria Math" w:hAnsi="Cambria Math" w:cs="Times New Roman"/>
+                <w:sz w:val="28"/>
+                <w:szCs w:val="28"/>
+                <w:lang w:val="uk-UA"/>
+              </w:rPr>
+              <m:t>i</m:t>
+            </m:r>
+          </m:sub>
+        </m:sSub>
+        <m:r>
+          <w:rPr>
+            <w:rFonts w:ascii="Cambria Math" w:hAnsi="Cambria Math" w:cs="Times New Roman"/>
+            <w:sz w:val="28"/>
+            <w:szCs w:val="28"/>
+            <w:lang w:val="uk-UA"/>
+          </w:rPr>
+          <m:t>=0.6,</m:t>
+        </m:r>
+        <m:sSub>
+          <m:sSubPr>
+            <m:ctrlPr>
+              <w:rPr>
+                <w:rFonts w:ascii="Cambria Math" w:hAnsi="Cambria Math" w:cs="Times New Roman"/>
+                <w:i/>
+                <w:sz w:val="28"/>
+                <w:szCs w:val="28"/>
+                <w:lang w:val="uk-UA"/>
+              </w:rPr>
+            </m:ctrlPr>
+          </m:sSubPr>
+          <m:e>
+            <m:r>
+              <w:rPr>
+                <w:rFonts w:ascii="Cambria Math" w:hAnsi="Cambria Math" w:cs="Times New Roman"/>
+                <w:sz w:val="28"/>
+                <w:szCs w:val="28"/>
+                <w:lang w:val="uk-UA"/>
+              </w:rPr>
+              <m:t>p</m:t>
+            </m:r>
+          </m:e>
+          <m:sub>
+            <m:r>
+              <w:rPr>
+                <w:rFonts w:ascii="Cambria Math" w:hAnsi="Cambria Math" w:cs="Times New Roman"/>
+                <w:sz w:val="28"/>
+                <w:szCs w:val="28"/>
+                <w:lang w:val="uk-UA"/>
+              </w:rPr>
+              <m:t>r</m:t>
+            </m:r>
+          </m:sub>
+        </m:sSub>
+        <m:r>
+          <w:rPr>
+            <w:rFonts w:ascii="Cambria Math" w:hAnsi="Cambria Math" w:cs="Times New Roman"/>
+            <w:sz w:val="28"/>
+            <w:szCs w:val="28"/>
+            <w:lang w:val="uk-UA"/>
+          </w:rPr>
+          <m:t>=0.4</m:t>
+        </m:r>
+      </m:oMath>
+      <w:r>
+        <w:rPr>
+          <w:rFonts w:ascii="Times New Roman" w:hAnsi="Times New Roman" w:cs="Times New Roman"/>
+          <w:sz w:val="28"/>
+          <w:szCs w:val="28"/>
+          <w:lang w:val="uk-UA"/>
+        </w:rPr>
+        <w:t xml:space="preserve"> інфекція домінує і з часом вражає більшість вузлів. Принципова різниця полягає у співвідношенні швидкостей зараження та одужання, що визначає, чи виживе інфекція в системі.</w:t>
+      </w:r>
+    </w:p>
+    <w:p>
+      <w:pPr>
+        <w:spacing w:after="120" w:line="360" w:lineRule="auto"/>
+        <w:jc w:val="both"/>
+        <w:rPr>
+          <w:rFonts w:ascii="Times New Roman" w:hAnsi="Times New Roman" w:cs="Times New Roman"/>
+          <w:sz w:val="28"/>
+          <w:szCs w:val="28"/>
+          <w:lang w:val="uk-UA"/>
+        </w:rPr>
+      </w:pPr>
+      <w:r>
+        <w:rPr>
+          <w:noProof/>
         </w:rPr>
         <w:lastRenderedPageBreak/>
-        <w:t>У другому завданні проведено симуляції для трьох сценаріїв. При $p_{i}=0.5, p_{r}=0.5$ інфекція тримається в мережі на стабільному рівні, балансуючи між зараженими та здоровими. При $p_{i}=0.2, p_{r}=0.8$ висока ймовірність одужання призводить до швидкого повного зникнення хвороби з графа. У випадку $p_{i}=0.6, p_{r}=0.4$ інфекція домінує і з часом вражає більшість вузлів. Принципова різниця полягає у співвідношенні швидкостей зараження та одужання, що визначає, чи виживе інфекція в системі.</w:t>
+        <w:drawing>
+          <wp:inline distT="0" distB="0" distL="0" distR="0" wp14:anchorId="670BF63A" wp14:editId="509D1010">
+            <wp:extent cx="6120765" cy="3158490"/>
+            <wp:effectExtent l="0" t="0" r="0" b="3810"/>
+            <wp:docPr id="597671339" name="Рисунок 1"/>
+            <wp:cNvGraphicFramePr>
+              <a:graphicFrameLocks xmlns:a="http://schemas.openxmlformats.org/drawingml/2006/main" noChangeAspect="1"/>
+            </wp:cNvGraphicFramePr>
+            <a:graphic xmlns:a="http://schemas.openxmlformats.org/drawingml/2006/main">
+              <a:graphicData uri="http://schemas.openxmlformats.org/drawingml/2006/picture">
+                <pic:pic xmlns:pic="http://schemas.openxmlformats.org/drawingml/2006/picture">
+                  <pic:nvPicPr>
+                    <pic:cNvPr id="597671339" name=""/>
+                    <pic:cNvPicPr/>
+                  </pic:nvPicPr>
+                  <pic:blipFill>
+                    <a:blip r:embed="rId7"/>
+                    <a:stretch>
+                      <a:fillRect/>
+                    </a:stretch>
+                  </pic:blipFill>
+                  <pic:spPr>
+                    <a:xfrm>
+                      <a:off x="0" y="0"/>
+                      <a:ext cx="6120765" cy="3158490"/>
+                    </a:xfrm>
+                    <a:prstGeom prst="rect">
+                      <a:avLst/>
+                    </a:prstGeom>
+                  </pic:spPr>
+                </pic:pic>
+              </a:graphicData>
+            </a:graphic>
+          </wp:inline>
+        </w:drawing>
+      </w:r>
+    </w:p>
+    <w:p>
+      <w:pPr>
+        <w:spacing w:after="120" w:line="360" w:lineRule="auto"/>
+        <w:jc w:val="both"/>
+        <w:rPr>
+          <w:rFonts w:ascii="Times New Roman" w:hAnsi="Times New Roman" w:cs="Times New Roman"/>
+          <w:sz w:val="28"/>
+          <w:szCs w:val="28"/>
+          <w:lang w:val="uk-UA"/>
+        </w:rPr>
+      </w:pPr>
+      <w:r>
+        <w:rPr>
+          <w:noProof/>
+        </w:rPr>
+        <w:drawing>
+          <wp:inline distT="0" distB="0" distL="0" distR="0" wp14:anchorId="4573059E" wp14:editId="38F47346">
+            <wp:extent cx="6120765" cy="3081655"/>
+            <wp:effectExtent l="0" t="0" r="0" b="4445"/>
+            <wp:docPr id="1578902328" name="Рисунок 1"/>
+            <wp:cNvGraphicFramePr>
+              <a:graphicFrameLocks xmlns:a="http://schemas.openxmlformats.org/drawingml/2006/main" noChangeAspect="1"/>
+            </wp:cNvGraphicFramePr>
+            <a:graphic xmlns:a="http://schemas.openxmlformats.org/drawingml/2006/main">
+              <a:graphicData uri="http://schemas.openxmlformats.org/drawingml/2006/picture">
+                <pic:pic xmlns:pic="http://schemas.openxmlformats.org/drawingml/2006/picture">
+                  <pic:nvPicPr>
+                    <pic:cNvPr id="1578902328" name=""/>
+                    <pic:cNvPicPr/>
+                  </pic:nvPicPr>
+                  <pic:blipFill>
+                    <a:blip r:embed="rId8"/>
+                    <a:stretch>
+                      <a:fillRect/>
+                    </a:stretch>
+                  </pic:blipFill>
+                  <pic:spPr>
+                    <a:xfrm>
+                      <a:off x="0" y="0"/>
+                      <a:ext cx="6120765" cy="3081655"/>
+                    </a:xfrm>
+                    <a:prstGeom prst="rect">
+                      <a:avLst/>
+                    </a:prstGeom>
+                  </pic:spPr>
+                </pic:pic>
+              </a:graphicData>
+            </a:graphic>
+          </wp:inline>
+        </w:drawing>
       </w:r>
     </w:p>
     <w:p>
@@ -1114,6 +2208,2017 @@
           <w:lang w:val="uk-UA"/>
         </w:rPr>
       </w:pPr>
+      <w:r>
+        <w:rPr>
+          <w:rFonts w:cstheme="minorHAnsi"/>
+          <w:lang w:val="uk-UA"/>
+        </w:rPr>
+        <w:t># Завдання 1</w:t>
+      </w:r>
+    </w:p>
+    <w:p>
+      <w:pPr>
+        <w:spacing w:after="0" w:line="240" w:lineRule="auto"/>
+        <w:rPr>
+          <w:rFonts w:cstheme="minorHAnsi"/>
+          <w:lang w:val="uk-UA"/>
+        </w:rPr>
+      </w:pPr>
+      <w:r>
+        <w:rPr>
+          <w:rFonts w:cstheme="minorHAnsi"/>
+          <w:lang w:val="uk-UA"/>
+        </w:rPr>
+        <w:t>import networkx as nx</w:t>
+      </w:r>
+    </w:p>
+    <w:p>
+      <w:pPr>
+        <w:spacing w:after="0" w:line="240" w:lineRule="auto"/>
+        <w:rPr>
+          <w:rFonts w:cstheme="minorHAnsi"/>
+          <w:lang w:val="uk-UA"/>
+        </w:rPr>
+      </w:pPr>
+      <w:r>
+        <w:rPr>
+          <w:rFonts w:cstheme="minorHAnsi"/>
+          <w:lang w:val="uk-UA"/>
+        </w:rPr>
+        <w:t>import matplotlib.pyplot as plt</w:t>
+      </w:r>
+    </w:p>
+    <w:p>
+      <w:pPr>
+        <w:spacing w:after="0" w:line="240" w:lineRule="auto"/>
+        <w:rPr>
+          <w:rFonts w:cstheme="minorHAnsi"/>
+          <w:lang w:val="uk-UA"/>
+        </w:rPr>
+      </w:pPr>
+    </w:p>
+    <w:p>
+      <w:pPr>
+        <w:spacing w:after="0" w:line="240" w:lineRule="auto"/>
+        <w:rPr>
+          <w:rFonts w:cstheme="minorHAnsi"/>
+          <w:lang w:val="uk-UA"/>
+        </w:rPr>
+      </w:pPr>
+      <w:r>
+        <w:rPr>
+          <w:rFonts w:cstheme="minorHAnsi"/>
+          <w:lang w:val="uk-UA"/>
+        </w:rPr>
+        <w:t>n = 4</w:t>
+      </w:r>
+    </w:p>
+    <w:p>
+      <w:pPr>
+        <w:spacing w:after="0" w:line="240" w:lineRule="auto"/>
+        <w:rPr>
+          <w:rFonts w:cstheme="minorHAnsi"/>
+          <w:lang w:val="uk-UA"/>
+        </w:rPr>
+      </w:pPr>
+      <w:r>
+        <w:rPr>
+          <w:rFonts w:cstheme="minorHAnsi"/>
+          <w:lang w:val="uk-UA"/>
+        </w:rPr>
+        <w:t>m = n - 1</w:t>
+      </w:r>
+    </w:p>
+    <w:p>
+      <w:pPr>
+        <w:spacing w:after="0" w:line="240" w:lineRule="auto"/>
+        <w:rPr>
+          <w:rFonts w:cstheme="minorHAnsi"/>
+          <w:lang w:val="uk-UA"/>
+        </w:rPr>
+      </w:pPr>
+    </w:p>
+    <w:p>
+      <w:pPr>
+        <w:spacing w:after="0" w:line="240" w:lineRule="auto"/>
+        <w:rPr>
+          <w:rFonts w:cstheme="minorHAnsi"/>
+          <w:lang w:val="uk-UA"/>
+        </w:rPr>
+      </w:pPr>
+      <w:r>
+        <w:rPr>
+          <w:rFonts w:cstheme="minorHAnsi"/>
+          <w:lang w:val="uk-UA"/>
+        </w:rPr>
+        <w:t># Генерація графів</w:t>
+      </w:r>
+    </w:p>
+    <w:p>
+      <w:pPr>
+        <w:spacing w:after="0" w:line="240" w:lineRule="auto"/>
+        <w:rPr>
+          <w:rFonts w:cstheme="minorHAnsi"/>
+          <w:lang w:val="uk-UA"/>
+        </w:rPr>
+      </w:pPr>
+      <w:r>
+        <w:rPr>
+          <w:rFonts w:cstheme="minorHAnsi"/>
+          <w:lang w:val="uk-UA"/>
+        </w:rPr>
+        <w:t>K_n = nx.complete_graph(n)</w:t>
+      </w:r>
+    </w:p>
+    <w:p>
+      <w:pPr>
+        <w:spacing w:after="0" w:line="240" w:lineRule="auto"/>
+        <w:rPr>
+          <w:rFonts w:cstheme="minorHAnsi"/>
+          <w:lang w:val="uk-UA"/>
+        </w:rPr>
+      </w:pPr>
+      <w:r>
+        <w:rPr>
+          <w:rFonts w:cstheme="minorHAnsi"/>
+          <w:lang w:val="uk-UA"/>
+        </w:rPr>
+        <w:t>K_nm = nx.complete_bipartite_graph(n, m)</w:t>
+      </w:r>
+    </w:p>
+    <w:p>
+      <w:pPr>
+        <w:spacing w:after="0" w:line="240" w:lineRule="auto"/>
+        <w:rPr>
+          <w:rFonts w:cstheme="minorHAnsi"/>
+          <w:lang w:val="uk-UA"/>
+        </w:rPr>
+      </w:pPr>
+      <w:r>
+        <w:rPr>
+          <w:rFonts w:cstheme="minorHAnsi"/>
+          <w:lang w:val="uk-UA"/>
+        </w:rPr>
+        <w:t>C_m = nx.cycle_graph(m)</w:t>
+      </w:r>
+    </w:p>
+    <w:p>
+      <w:pPr>
+        <w:spacing w:after="0" w:line="240" w:lineRule="auto"/>
+        <w:rPr>
+          <w:rFonts w:cstheme="minorHAnsi"/>
+          <w:lang w:val="uk-UA"/>
+        </w:rPr>
+      </w:pPr>
+    </w:p>
+    <w:p>
+      <w:pPr>
+        <w:spacing w:after="0" w:line="240" w:lineRule="auto"/>
+        <w:rPr>
+          <w:rFonts w:cstheme="minorHAnsi"/>
+          <w:lang w:val="uk-UA"/>
+        </w:rPr>
+      </w:pPr>
+      <w:r>
+        <w:rPr>
+          <w:rFonts w:cstheme="minorHAnsi"/>
+          <w:lang w:val="uk-UA"/>
+        </w:rPr>
+        <w:t># Перевірка на планарність</w:t>
+      </w:r>
+    </w:p>
+    <w:p>
+      <w:pPr>
+        <w:spacing w:after="0" w:line="240" w:lineRule="auto"/>
+        <w:rPr>
+          <w:rFonts w:cstheme="minorHAnsi"/>
+          <w:lang w:val="uk-UA"/>
+        </w:rPr>
+      </w:pPr>
+      <w:r>
+        <w:rPr>
+          <w:rFonts w:cstheme="minorHAnsi"/>
+          <w:lang w:val="uk-UA"/>
+        </w:rPr>
+        <w:t>print(f"K_n планарний: {nx.check_planarity(K_n)[0]}")</w:t>
+      </w:r>
+    </w:p>
+    <w:p>
+      <w:pPr>
+        <w:spacing w:after="0" w:line="240" w:lineRule="auto"/>
+        <w:rPr>
+          <w:rFonts w:cstheme="minorHAnsi"/>
+          <w:lang w:val="uk-UA"/>
+        </w:rPr>
+      </w:pPr>
+      <w:r>
+        <w:rPr>
+          <w:rFonts w:cstheme="minorHAnsi"/>
+          <w:lang w:val="uk-UA"/>
+        </w:rPr>
+        <w:t>print(f"K_n,m планарний: {nx.check_planarity(K_nm)[0]}")</w:t>
+      </w:r>
+    </w:p>
+    <w:p>
+      <w:pPr>
+        <w:spacing w:after="0" w:line="240" w:lineRule="auto"/>
+        <w:rPr>
+          <w:rFonts w:cstheme="minorHAnsi"/>
+          <w:lang w:val="uk-UA"/>
+        </w:rPr>
+      </w:pPr>
+      <w:r>
+        <w:rPr>
+          <w:rFonts w:cstheme="minorHAnsi"/>
+          <w:lang w:val="uk-UA"/>
+        </w:rPr>
+        <w:t>print(f"C_m планарний: {nx.check_planarity(C_m)[0]}")</w:t>
+      </w:r>
+    </w:p>
+    <w:p>
+      <w:pPr>
+        <w:spacing w:after="0" w:line="240" w:lineRule="auto"/>
+        <w:rPr>
+          <w:rFonts w:cstheme="minorHAnsi"/>
+          <w:lang w:val="uk-UA"/>
+        </w:rPr>
+      </w:pPr>
+    </w:p>
+    <w:p>
+      <w:pPr>
+        <w:spacing w:after="0" w:line="240" w:lineRule="auto"/>
+        <w:rPr>
+          <w:rFonts w:cstheme="minorHAnsi"/>
+          <w:lang w:val="uk-UA"/>
+        </w:rPr>
+      </w:pPr>
+      <w:r>
+        <w:rPr>
+          <w:rFonts w:cstheme="minorHAnsi"/>
+          <w:lang w:val="uk-UA"/>
+        </w:rPr>
+        <w:t># Візуалізація графів</w:t>
+      </w:r>
+    </w:p>
+    <w:p>
+      <w:pPr>
+        <w:spacing w:after="0" w:line="240" w:lineRule="auto"/>
+        <w:rPr>
+          <w:rFonts w:cstheme="minorHAnsi"/>
+          <w:lang w:val="uk-UA"/>
+        </w:rPr>
+      </w:pPr>
+      <w:r>
+        <w:rPr>
+          <w:rFonts w:cstheme="minorHAnsi"/>
+          <w:lang w:val="uk-UA"/>
+        </w:rPr>
+        <w:t>plt.figure(figsize=(15, 5))</w:t>
+      </w:r>
+    </w:p>
+    <w:p>
+      <w:pPr>
+        <w:spacing w:after="0" w:line="240" w:lineRule="auto"/>
+        <w:rPr>
+          <w:rFonts w:cstheme="minorHAnsi"/>
+          <w:lang w:val="uk-UA"/>
+        </w:rPr>
+      </w:pPr>
+    </w:p>
+    <w:p>
+      <w:pPr>
+        <w:spacing w:after="0" w:line="240" w:lineRule="auto"/>
+        <w:rPr>
+          <w:rFonts w:cstheme="minorHAnsi"/>
+          <w:lang w:val="uk-UA"/>
+        </w:rPr>
+      </w:pPr>
+      <w:r>
+        <w:rPr>
+          <w:rFonts w:cstheme="minorHAnsi"/>
+          <w:lang w:val="uk-UA"/>
+        </w:rPr>
+        <w:t>plt.subplot(131)</w:t>
+      </w:r>
+    </w:p>
+    <w:p>
+      <w:pPr>
+        <w:spacing w:after="0" w:line="240" w:lineRule="auto"/>
+        <w:rPr>
+          <w:rFonts w:cstheme="minorHAnsi"/>
+          <w:lang w:val="uk-UA"/>
+        </w:rPr>
+      </w:pPr>
+      <w:r>
+        <w:rPr>
+          <w:rFonts w:cstheme="minorHAnsi"/>
+          <w:lang w:val="uk-UA"/>
+        </w:rPr>
+        <w:t>plt.title(f"K_{n}")</w:t>
+      </w:r>
+    </w:p>
+    <w:p>
+      <w:pPr>
+        <w:spacing w:after="0" w:line="240" w:lineRule="auto"/>
+        <w:rPr>
+          <w:rFonts w:cstheme="minorHAnsi"/>
+          <w:lang w:val="uk-UA"/>
+        </w:rPr>
+      </w:pPr>
+      <w:r>
+        <w:rPr>
+          <w:rFonts w:cstheme="minorHAnsi"/>
+          <w:lang w:val="uk-UA"/>
+        </w:rPr>
+        <w:t>nx.draw_circular(K_n, node_size=30, node_color="blue")</w:t>
+      </w:r>
+    </w:p>
+    <w:p>
+      <w:pPr>
+        <w:spacing w:after="0" w:line="240" w:lineRule="auto"/>
+        <w:rPr>
+          <w:rFonts w:cstheme="minorHAnsi"/>
+          <w:lang w:val="uk-UA"/>
+        </w:rPr>
+      </w:pPr>
+    </w:p>
+    <w:p>
+      <w:pPr>
+        <w:spacing w:after="0" w:line="240" w:lineRule="auto"/>
+        <w:rPr>
+          <w:rFonts w:cstheme="minorHAnsi"/>
+          <w:lang w:val="uk-UA"/>
+        </w:rPr>
+      </w:pPr>
+      <w:r>
+        <w:rPr>
+          <w:rFonts w:cstheme="minorHAnsi"/>
+          <w:lang w:val="uk-UA"/>
+        </w:rPr>
+        <w:t>plt.subplot(132)</w:t>
+      </w:r>
+    </w:p>
+    <w:p>
+      <w:pPr>
+        <w:spacing w:after="0" w:line="240" w:lineRule="auto"/>
+        <w:rPr>
+          <w:rFonts w:cstheme="minorHAnsi"/>
+          <w:lang w:val="uk-UA"/>
+        </w:rPr>
+      </w:pPr>
+      <w:r>
+        <w:rPr>
+          <w:rFonts w:cstheme="minorHAnsi"/>
+          <w:lang w:val="uk-UA"/>
+        </w:rPr>
+        <w:t>plt.title(f"K_{n},{m}")</w:t>
+      </w:r>
+    </w:p>
+    <w:p>
+      <w:pPr>
+        <w:spacing w:after="0" w:line="240" w:lineRule="auto"/>
+        <w:rPr>
+          <w:rFonts w:cstheme="minorHAnsi"/>
+          <w:lang w:val="uk-UA"/>
+        </w:rPr>
+      </w:pPr>
+      <w:r>
+        <w:rPr>
+          <w:rFonts w:cstheme="minorHAnsi"/>
+          <w:lang w:val="uk-UA"/>
+        </w:rPr>
+        <w:t>nx.draw_spring(K_nm, node_size=30, node_color="green")</w:t>
+      </w:r>
+    </w:p>
+    <w:p>
+      <w:pPr>
+        <w:spacing w:after="0" w:line="240" w:lineRule="auto"/>
+        <w:rPr>
+          <w:rFonts w:cstheme="minorHAnsi"/>
+          <w:lang w:val="uk-UA"/>
+        </w:rPr>
+      </w:pPr>
+    </w:p>
+    <w:p>
+      <w:pPr>
+        <w:spacing w:after="0" w:line="240" w:lineRule="auto"/>
+        <w:rPr>
+          <w:rFonts w:cstheme="minorHAnsi"/>
+          <w:lang w:val="uk-UA"/>
+        </w:rPr>
+      </w:pPr>
+      <w:r>
+        <w:rPr>
+          <w:rFonts w:cstheme="minorHAnsi"/>
+          <w:lang w:val="uk-UA"/>
+        </w:rPr>
+        <w:t>plt.subplot(133)</w:t>
+      </w:r>
+    </w:p>
+    <w:p>
+      <w:pPr>
+        <w:spacing w:after="0" w:line="240" w:lineRule="auto"/>
+        <w:rPr>
+          <w:rFonts w:cstheme="minorHAnsi"/>
+          <w:lang w:val="uk-UA"/>
+        </w:rPr>
+      </w:pPr>
+      <w:r>
+        <w:rPr>
+          <w:rFonts w:cstheme="minorHAnsi"/>
+          <w:lang w:val="uk-UA"/>
+        </w:rPr>
+        <w:t>plt.title(f"C_{m}")</w:t>
+      </w:r>
+    </w:p>
+    <w:p>
+      <w:pPr>
+        <w:spacing w:after="0" w:line="240" w:lineRule="auto"/>
+        <w:rPr>
+          <w:rFonts w:cstheme="minorHAnsi"/>
+          <w:lang w:val="uk-UA"/>
+        </w:rPr>
+      </w:pPr>
+      <w:r>
+        <w:rPr>
+          <w:rFonts w:cstheme="minorHAnsi"/>
+          <w:lang w:val="uk-UA"/>
+        </w:rPr>
+        <w:t>nx.draw_circular(C_m, node_size=30, node_color="red")</w:t>
+      </w:r>
+    </w:p>
+    <w:p>
+      <w:pPr>
+        <w:spacing w:after="0" w:line="240" w:lineRule="auto"/>
+        <w:rPr>
+          <w:rFonts w:cstheme="minorHAnsi"/>
+          <w:lang w:val="uk-UA"/>
+        </w:rPr>
+      </w:pPr>
+    </w:p>
+    <w:p>
+      <w:pPr>
+        <w:spacing w:after="0" w:line="240" w:lineRule="auto"/>
+        <w:rPr>
+          <w:rFonts w:cstheme="minorHAnsi"/>
+          <w:lang w:val="uk-UA"/>
+        </w:rPr>
+      </w:pPr>
+      <w:r>
+        <w:rPr>
+          <w:rFonts w:cstheme="minorHAnsi"/>
+          <w:lang w:val="uk-UA"/>
+        </w:rPr>
+        <w:t>plt.show()</w:t>
+      </w:r>
+    </w:p>
+    <w:p>
+      <w:pPr>
+        <w:spacing w:after="0" w:line="240" w:lineRule="auto"/>
+        <w:rPr>
+          <w:rFonts w:cstheme="minorHAnsi"/>
+          <w:lang w:val="uk-UA"/>
+        </w:rPr>
+      </w:pPr>
+    </w:p>
+    <w:p>
+      <w:pPr>
+        <w:spacing w:after="0" w:line="240" w:lineRule="auto"/>
+        <w:rPr>
+          <w:rFonts w:cstheme="minorHAnsi"/>
+          <w:lang w:val="uk-UA"/>
+        </w:rPr>
+      </w:pPr>
+      <w:r>
+        <w:rPr>
+          <w:rFonts w:cstheme="minorHAnsi"/>
+          <w:lang w:val="uk-UA"/>
+        </w:rPr>
+        <w:t xml:space="preserve"># Об'єднання графів в один. </w:t>
+      </w:r>
+    </w:p>
+    <w:p>
+      <w:pPr>
+        <w:spacing w:after="0" w:line="240" w:lineRule="auto"/>
+        <w:rPr>
+          <w:rFonts w:cstheme="minorHAnsi"/>
+          <w:lang w:val="uk-UA"/>
+        </w:rPr>
+      </w:pPr>
+      <w:r>
+        <w:rPr>
+          <w:rFonts w:cstheme="minorHAnsi"/>
+          <w:lang w:val="uk-UA"/>
+        </w:rPr>
+        <w:t xml:space="preserve"># Використовуємо disjoint_union_all для автоматичного перейменування вершин, </w:t>
+      </w:r>
+    </w:p>
+    <w:p>
+      <w:pPr>
+        <w:spacing w:after="0" w:line="240" w:lineRule="auto"/>
+        <w:rPr>
+          <w:rFonts w:cstheme="minorHAnsi"/>
+          <w:lang w:val="uk-UA"/>
+        </w:rPr>
+      </w:pPr>
+      <w:r>
+        <w:rPr>
+          <w:rFonts w:cstheme="minorHAnsi"/>
+          <w:lang w:val="uk-UA"/>
+        </w:rPr>
+        <w:t># щоб уникнути конфліктів ідентифікаторів</w:t>
+      </w:r>
+    </w:p>
+    <w:p>
+      <w:pPr>
+        <w:spacing w:after="0" w:line="240" w:lineRule="auto"/>
+        <w:rPr>
+          <w:rFonts w:cstheme="minorHAnsi"/>
+          <w:lang w:val="uk-UA"/>
+        </w:rPr>
+      </w:pPr>
+      <w:r>
+        <w:rPr>
+          <w:rFonts w:cstheme="minorHAnsi"/>
+          <w:lang w:val="uk-UA"/>
+        </w:rPr>
+        <w:t>G_combined = nx.disjoint_union_all([K_n, K_nm, C_m])</w:t>
+      </w:r>
+    </w:p>
+    <w:p>
+      <w:pPr>
+        <w:spacing w:after="0" w:line="240" w:lineRule="auto"/>
+        <w:rPr>
+          <w:rFonts w:cstheme="minorHAnsi"/>
+          <w:lang w:val="uk-UA"/>
+        </w:rPr>
+      </w:pPr>
+    </w:p>
+    <w:p>
+      <w:pPr>
+        <w:spacing w:after="0" w:line="240" w:lineRule="auto"/>
+        <w:rPr>
+          <w:rFonts w:cstheme="minorHAnsi"/>
+          <w:lang w:val="uk-UA"/>
+        </w:rPr>
+      </w:pPr>
+      <w:r>
+        <w:rPr>
+          <w:rFonts w:cstheme="minorHAnsi"/>
+          <w:lang w:val="uk-UA"/>
+        </w:rPr>
+        <w:t># Додавання довільних ребер (мостів) між компонентами</w:t>
+      </w:r>
+    </w:p>
+    <w:p>
+      <w:pPr>
+        <w:spacing w:after="0" w:line="240" w:lineRule="auto"/>
+        <w:rPr>
+          <w:rFonts w:cstheme="minorHAnsi"/>
+          <w:lang w:val="uk-UA"/>
+        </w:rPr>
+      </w:pPr>
+      <w:r>
+        <w:rPr>
+          <w:rFonts w:cstheme="minorHAnsi"/>
+          <w:lang w:val="uk-UA"/>
+        </w:rPr>
+        <w:t># Компонента 1 (K_n) має вершини від 0 до 3</w:t>
+      </w:r>
+    </w:p>
+    <w:p>
+      <w:pPr>
+        <w:spacing w:after="0" w:line="240" w:lineRule="auto"/>
+        <w:rPr>
+          <w:rFonts w:cstheme="minorHAnsi"/>
+          <w:lang w:val="uk-UA"/>
+        </w:rPr>
+      </w:pPr>
+      <w:r>
+        <w:rPr>
+          <w:rFonts w:cstheme="minorHAnsi"/>
+          <w:lang w:val="uk-UA"/>
+        </w:rPr>
+        <w:t># Компонента 2 (K_nm) має вершини від 4 до 10</w:t>
+      </w:r>
+    </w:p>
+    <w:p>
+      <w:pPr>
+        <w:spacing w:after="0" w:line="240" w:lineRule="auto"/>
+        <w:rPr>
+          <w:rFonts w:cstheme="minorHAnsi"/>
+          <w:lang w:val="uk-UA"/>
+        </w:rPr>
+      </w:pPr>
+      <w:r>
+        <w:rPr>
+          <w:rFonts w:cstheme="minorHAnsi"/>
+          <w:lang w:val="uk-UA"/>
+        </w:rPr>
+        <w:t># Компонента 3 (C_m) має вершини від 11 до 13</w:t>
+      </w:r>
+    </w:p>
+    <w:p>
+      <w:pPr>
+        <w:spacing w:after="0" w:line="240" w:lineRule="auto"/>
+        <w:rPr>
+          <w:rFonts w:cstheme="minorHAnsi"/>
+          <w:lang w:val="uk-UA"/>
+        </w:rPr>
+      </w:pPr>
+      <w:r>
+        <w:rPr>
+          <w:rFonts w:cstheme="minorHAnsi"/>
+          <w:lang w:val="uk-UA"/>
+        </w:rPr>
+        <w:t>G_combined.add_edge(0, 4)</w:t>
+      </w:r>
+    </w:p>
+    <w:p>
+      <w:pPr>
+        <w:spacing w:after="0" w:line="240" w:lineRule="auto"/>
+        <w:rPr>
+          <w:rFonts w:cstheme="minorHAnsi"/>
+          <w:lang w:val="uk-UA"/>
+        </w:rPr>
+      </w:pPr>
+      <w:r>
+        <w:rPr>
+          <w:rFonts w:cstheme="minorHAnsi"/>
+          <w:lang w:val="uk-UA"/>
+        </w:rPr>
+        <w:t>G_combined.add_edge(10, 11)</w:t>
+      </w:r>
+    </w:p>
+    <w:p>
+      <w:pPr>
+        <w:spacing w:after="0" w:line="240" w:lineRule="auto"/>
+        <w:rPr>
+          <w:rFonts w:cstheme="minorHAnsi"/>
+          <w:lang w:val="uk-UA"/>
+        </w:rPr>
+      </w:pPr>
+    </w:p>
+    <w:p>
+      <w:pPr>
+        <w:spacing w:after="0" w:line="240" w:lineRule="auto"/>
+        <w:rPr>
+          <w:rFonts w:cstheme="minorHAnsi"/>
+          <w:lang w:val="uk-UA"/>
+        </w:rPr>
+      </w:pPr>
+    </w:p>
+    <w:p>
+      <w:pPr>
+        <w:spacing w:after="0" w:line="240" w:lineRule="auto"/>
+        <w:rPr>
+          <w:rFonts w:cstheme="minorHAnsi"/>
+          <w:lang w:val="uk-UA"/>
+        </w:rPr>
+      </w:pPr>
+    </w:p>
+    <w:p>
+      <w:pPr>
+        <w:spacing w:after="0" w:line="240" w:lineRule="auto"/>
+        <w:rPr>
+          <w:rFonts w:cstheme="minorHAnsi"/>
+          <w:lang w:val="uk-UA"/>
+        </w:rPr>
+      </w:pPr>
+      <w:r>
+        <w:rPr>
+          <w:rFonts w:cstheme="minorHAnsi"/>
+          <w:lang w:val="uk-UA"/>
+        </w:rPr>
+        <w:t>color_map = []</w:t>
+      </w:r>
+    </w:p>
+    <w:p>
+      <w:pPr>
+        <w:spacing w:after="0" w:line="240" w:lineRule="auto"/>
+        <w:rPr>
+          <w:rFonts w:cstheme="minorHAnsi"/>
+          <w:lang w:val="uk-UA"/>
+        </w:rPr>
+      </w:pPr>
+      <w:r>
+        <w:rPr>
+          <w:rFonts w:cstheme="minorHAnsi"/>
+          <w:lang w:val="uk-UA"/>
+        </w:rPr>
+        <w:t>for node in G_combined:</w:t>
+      </w:r>
+    </w:p>
+    <w:p>
+      <w:pPr>
+        <w:spacing w:after="0" w:line="240" w:lineRule="auto"/>
+        <w:rPr>
+          <w:rFonts w:cstheme="minorHAnsi"/>
+          <w:lang w:val="uk-UA"/>
+        </w:rPr>
+      </w:pPr>
+      <w:r>
+        <w:rPr>
+          <w:rFonts w:cstheme="minorHAnsi"/>
+          <w:lang w:val="uk-UA"/>
+        </w:rPr>
+        <w:t xml:space="preserve">    if node &lt; 4:  # K_n nodes (0-3)</w:t>
+      </w:r>
+    </w:p>
+    <w:p>
+      <w:pPr>
+        <w:spacing w:after="0" w:line="240" w:lineRule="auto"/>
+        <w:rPr>
+          <w:rFonts w:cstheme="minorHAnsi"/>
+          <w:lang w:val="uk-UA"/>
+        </w:rPr>
+      </w:pPr>
+      <w:r>
+        <w:rPr>
+          <w:rFonts w:cstheme="minorHAnsi"/>
+          <w:lang w:val="uk-UA"/>
+        </w:rPr>
+        <w:t xml:space="preserve">        color_map.append('blue')</w:t>
+      </w:r>
+    </w:p>
+    <w:p>
+      <w:pPr>
+        <w:spacing w:after="0" w:line="240" w:lineRule="auto"/>
+        <w:rPr>
+          <w:rFonts w:cstheme="minorHAnsi"/>
+          <w:lang w:val="uk-UA"/>
+        </w:rPr>
+      </w:pPr>
+      <w:r>
+        <w:rPr>
+          <w:rFonts w:cstheme="minorHAnsi"/>
+          <w:lang w:val="uk-UA"/>
+        </w:rPr>
+        <w:t xml:space="preserve">    elif node &lt; 11:  # K_nm nodes (4-10)</w:t>
+      </w:r>
+    </w:p>
+    <w:p>
+      <w:pPr>
+        <w:spacing w:after="0" w:line="240" w:lineRule="auto"/>
+        <w:rPr>
+          <w:rFonts w:cstheme="minorHAnsi"/>
+          <w:lang w:val="uk-UA"/>
+        </w:rPr>
+      </w:pPr>
+      <w:r>
+        <w:rPr>
+          <w:rFonts w:cstheme="minorHAnsi"/>
+          <w:lang w:val="uk-UA"/>
+        </w:rPr>
+        <w:t xml:space="preserve">        color_map.append('green')</w:t>
+      </w:r>
+    </w:p>
+    <w:p>
+      <w:pPr>
+        <w:spacing w:after="0" w:line="240" w:lineRule="auto"/>
+        <w:rPr>
+          <w:rFonts w:cstheme="minorHAnsi"/>
+          <w:lang w:val="uk-UA"/>
+        </w:rPr>
+      </w:pPr>
+      <w:r>
+        <w:rPr>
+          <w:rFonts w:cstheme="minorHAnsi"/>
+          <w:lang w:val="uk-UA"/>
+        </w:rPr>
+        <w:lastRenderedPageBreak/>
+        <w:t xml:space="preserve">    else:  # C_m nodes (11-13)</w:t>
+      </w:r>
+    </w:p>
+    <w:p>
+      <w:pPr>
+        <w:spacing w:after="0" w:line="240" w:lineRule="auto"/>
+        <w:rPr>
+          <w:rFonts w:cstheme="minorHAnsi"/>
+          <w:lang w:val="uk-UA"/>
+        </w:rPr>
+      </w:pPr>
+      <w:r>
+        <w:rPr>
+          <w:rFonts w:cstheme="minorHAnsi"/>
+          <w:lang w:val="uk-UA"/>
+        </w:rPr>
+        <w:t xml:space="preserve">        color_map.append('red')</w:t>
+      </w:r>
+    </w:p>
+    <w:p>
+      <w:pPr>
+        <w:spacing w:after="0" w:line="240" w:lineRule="auto"/>
+        <w:rPr>
+          <w:rFonts w:cstheme="minorHAnsi"/>
+          <w:lang w:val="uk-UA"/>
+        </w:rPr>
+      </w:pPr>
+      <w:r>
+        <w:rPr>
+          <w:rFonts w:cstheme="minorHAnsi"/>
+          <w:lang w:val="uk-UA"/>
+        </w:rPr>
+        <w:t xml:space="preserve">        </w:t>
+      </w:r>
+    </w:p>
+    <w:p>
+      <w:pPr>
+        <w:spacing w:after="0" w:line="240" w:lineRule="auto"/>
+        <w:rPr>
+          <w:rFonts w:cstheme="minorHAnsi"/>
+          <w:lang w:val="uk-UA"/>
+        </w:rPr>
+      </w:pPr>
+      <w:r>
+        <w:rPr>
+          <w:rFonts w:cstheme="minorHAnsi"/>
+          <w:lang w:val="uk-UA"/>
+        </w:rPr>
+        <w:t>plt.figure(figsize=(10, 8))</w:t>
+      </w:r>
+    </w:p>
+    <w:p>
+      <w:pPr>
+        <w:spacing w:after="0" w:line="240" w:lineRule="auto"/>
+        <w:rPr>
+          <w:rFonts w:cstheme="minorHAnsi"/>
+          <w:lang w:val="uk-UA"/>
+        </w:rPr>
+      </w:pPr>
+      <w:r>
+        <w:rPr>
+          <w:rFonts w:cstheme="minorHAnsi"/>
+          <w:lang w:val="uk-UA"/>
+        </w:rPr>
+        <w:t>pos = nx.spring_layout(G_combined, seed=42) # seed for consistent layout</w:t>
+      </w:r>
+    </w:p>
+    <w:p>
+      <w:pPr>
+        <w:spacing w:after="0" w:line="240" w:lineRule="auto"/>
+        <w:rPr>
+          <w:rFonts w:cstheme="minorHAnsi"/>
+          <w:lang w:val="uk-UA"/>
+        </w:rPr>
+      </w:pPr>
+    </w:p>
+    <w:p>
+      <w:pPr>
+        <w:spacing w:after="0" w:line="240" w:lineRule="auto"/>
+        <w:rPr>
+          <w:rFonts w:cstheme="minorHAnsi"/>
+          <w:lang w:val="uk-UA"/>
+        </w:rPr>
+      </w:pPr>
+      <w:r>
+        <w:rPr>
+          <w:rFonts w:cstheme="minorHAnsi"/>
+          <w:lang w:val="uk-UA"/>
+        </w:rPr>
+        <w:t xml:space="preserve">nx.draw(G_combined, pos, with_labels=True, node_color=color_map, </w:t>
+      </w:r>
+    </w:p>
+    <w:p>
+      <w:pPr>
+        <w:spacing w:after="0" w:line="240" w:lineRule="auto"/>
+        <w:rPr>
+          <w:rFonts w:cstheme="minorHAnsi"/>
+          <w:lang w:val="uk-UA"/>
+        </w:rPr>
+      </w:pPr>
+      <w:r>
+        <w:rPr>
+          <w:rFonts w:cstheme="minorHAnsi"/>
+          <w:lang w:val="uk-UA"/>
+        </w:rPr>
+        <w:t xml:space="preserve">        edge_color='gray', node_size=500, font_size=10)</w:t>
+      </w:r>
+    </w:p>
+    <w:p>
+      <w:pPr>
+        <w:spacing w:after="0" w:line="240" w:lineRule="auto"/>
+        <w:rPr>
+          <w:rFonts w:cstheme="minorHAnsi"/>
+          <w:lang w:val="uk-UA"/>
+        </w:rPr>
+      </w:pPr>
+      <w:r>
+        <w:rPr>
+          <w:rFonts w:cstheme="minorHAnsi"/>
+          <w:lang w:val="uk-UA"/>
+        </w:rPr>
+        <w:t>plt.title("Combined Graph with Bridges")</w:t>
+      </w:r>
+    </w:p>
+    <w:p>
+      <w:pPr>
+        <w:spacing w:after="0" w:line="240" w:lineRule="auto"/>
+        <w:rPr>
+          <w:rFonts w:cstheme="minorHAnsi"/>
+          <w:lang w:val="uk-UA"/>
+        </w:rPr>
+      </w:pPr>
+      <w:r>
+        <w:rPr>
+          <w:rFonts w:cstheme="minorHAnsi"/>
+          <w:lang w:val="uk-UA"/>
+        </w:rPr>
+        <w:t>plt.show()</w:t>
+      </w:r>
+    </w:p>
+    <w:p>
+      <w:pPr>
+        <w:spacing w:after="0" w:line="240" w:lineRule="auto"/>
+        <w:rPr>
+          <w:rFonts w:cstheme="minorHAnsi"/>
+          <w:lang w:val="uk-UA"/>
+        </w:rPr>
+      </w:pPr>
+    </w:p>
+    <w:p>
+      <w:pPr>
+        <w:spacing w:after="0" w:line="240" w:lineRule="auto"/>
+        <w:rPr>
+          <w:rFonts w:cstheme="minorHAnsi"/>
+          <w:lang w:val="uk-UA"/>
+        </w:rPr>
+      </w:pPr>
+    </w:p>
+    <w:p>
+      <w:pPr>
+        <w:spacing w:after="0" w:line="240" w:lineRule="auto"/>
+        <w:rPr>
+          <w:rFonts w:cstheme="minorHAnsi"/>
+          <w:lang w:val="uk-UA"/>
+        </w:rPr>
+      </w:pPr>
+    </w:p>
+    <w:p>
+      <w:pPr>
+        <w:spacing w:after="0" w:line="240" w:lineRule="auto"/>
+        <w:rPr>
+          <w:rFonts w:cstheme="minorHAnsi"/>
+          <w:lang w:val="uk-UA"/>
+        </w:rPr>
+      </w:pPr>
+      <w:r>
+        <w:rPr>
+          <w:rFonts w:cstheme="minorHAnsi"/>
+          <w:lang w:val="uk-UA"/>
+        </w:rPr>
+        <w:t># Виведення результатів</w:t>
+      </w:r>
+    </w:p>
+    <w:p>
+      <w:pPr>
+        <w:spacing w:after="0" w:line="240" w:lineRule="auto"/>
+        <w:rPr>
+          <w:rFonts w:cstheme="minorHAnsi"/>
+          <w:lang w:val="uk-UA"/>
+        </w:rPr>
+      </w:pPr>
+      <w:r>
+        <w:rPr>
+          <w:rFonts w:cstheme="minorHAnsi"/>
+          <w:lang w:val="uk-UA"/>
+        </w:rPr>
+        <w:t>print(f"\nКількість вершин у новому графі: {G_combined.number_of_nodes()}")</w:t>
+      </w:r>
+    </w:p>
+    <w:p>
+      <w:pPr>
+        <w:spacing w:after="0" w:line="240" w:lineRule="auto"/>
+        <w:rPr>
+          <w:rFonts w:cstheme="minorHAnsi"/>
+          <w:lang w:val="uk-UA"/>
+        </w:rPr>
+      </w:pPr>
+      <w:r>
+        <w:rPr>
+          <w:rFonts w:cstheme="minorHAnsi"/>
+          <w:lang w:val="uk-UA"/>
+        </w:rPr>
+        <w:t>print(f"Кількість ребер у новому графі: {G_combined.number_of_edges()}")</w:t>
+      </w:r>
+    </w:p>
+    <w:p>
+      <w:pPr>
+        <w:spacing w:after="0" w:line="240" w:lineRule="auto"/>
+        <w:rPr>
+          <w:rFonts w:cstheme="minorHAnsi"/>
+          <w:lang w:val="uk-UA"/>
+        </w:rPr>
+      </w:pPr>
+    </w:p>
+    <w:p>
+      <w:pPr>
+        <w:spacing w:after="0" w:line="240" w:lineRule="auto"/>
+        <w:rPr>
+          <w:rFonts w:cstheme="minorHAnsi"/>
+          <w:lang w:val="uk-UA"/>
+        </w:rPr>
+      </w:pPr>
+      <w:r>
+        <w:rPr>
+          <w:rFonts w:cstheme="minorHAnsi"/>
+          <w:lang w:val="uk-UA"/>
+        </w:rPr>
+        <w:t>print("\nСписок вершин:")</w:t>
+      </w:r>
+    </w:p>
+    <w:p>
+      <w:pPr>
+        <w:spacing w:after="0" w:line="240" w:lineRule="auto"/>
+        <w:rPr>
+          <w:rFonts w:cstheme="minorHAnsi"/>
+          <w:lang w:val="uk-UA"/>
+        </w:rPr>
+      </w:pPr>
+      <w:r>
+        <w:rPr>
+          <w:rFonts w:cstheme="minorHAnsi"/>
+          <w:lang w:val="uk-UA"/>
+        </w:rPr>
+        <w:t>print(list(G_combined.nodes()))</w:t>
+      </w:r>
+    </w:p>
+    <w:p>
+      <w:pPr>
+        <w:spacing w:after="0" w:line="240" w:lineRule="auto"/>
+        <w:rPr>
+          <w:rFonts w:cstheme="minorHAnsi"/>
+          <w:lang w:val="uk-UA"/>
+        </w:rPr>
+      </w:pPr>
+    </w:p>
+    <w:p>
+      <w:pPr>
+        <w:spacing w:after="0" w:line="240" w:lineRule="auto"/>
+        <w:rPr>
+          <w:rFonts w:cstheme="minorHAnsi"/>
+          <w:lang w:val="uk-UA"/>
+        </w:rPr>
+      </w:pPr>
+      <w:r>
+        <w:rPr>
+          <w:rFonts w:cstheme="minorHAnsi"/>
+          <w:lang w:val="uk-UA"/>
+        </w:rPr>
+        <w:t>print("\nСписок ребер:")</w:t>
+      </w:r>
+    </w:p>
+    <w:p>
+      <w:pPr>
+        <w:spacing w:after="0" w:line="240" w:lineRule="auto"/>
+        <w:rPr>
+          <w:rFonts w:cstheme="minorHAnsi"/>
+          <w:lang w:val="uk-UA"/>
+        </w:rPr>
+      </w:pPr>
+      <w:r>
+        <w:rPr>
+          <w:rFonts w:cstheme="minorHAnsi"/>
+          <w:lang w:val="uk-UA"/>
+        </w:rPr>
+        <w:t>print(list(G_combined.edges()))</w:t>
+      </w:r>
+    </w:p>
+    <w:p>
+      <w:pPr>
+        <w:spacing w:after="0" w:line="240" w:lineRule="auto"/>
+        <w:rPr>
+          <w:rFonts w:cstheme="minorHAnsi"/>
+          <w:lang w:val="uk-UA"/>
+        </w:rPr>
+      </w:pPr>
+    </w:p>
+    <w:p>
+      <w:pPr>
+        <w:spacing w:after="0" w:line="240" w:lineRule="auto"/>
+        <w:rPr>
+          <w:rFonts w:cstheme="minorHAnsi"/>
+          <w:lang w:val="uk-UA"/>
+        </w:rPr>
+      </w:pPr>
+      <w:r>
+        <w:rPr>
+          <w:rFonts w:cstheme="minorHAnsi"/>
+          <w:lang w:val="uk-UA"/>
+        </w:rPr>
+        <w:t>print("\nСписок суміжності:")</w:t>
+      </w:r>
+    </w:p>
+    <w:p>
+      <w:pPr>
+        <w:spacing w:after="0" w:line="240" w:lineRule="auto"/>
+        <w:rPr>
+          <w:rFonts w:cstheme="minorHAnsi"/>
+          <w:lang w:val="uk-UA"/>
+        </w:rPr>
+      </w:pPr>
+      <w:r>
+        <w:rPr>
+          <w:rFonts w:cstheme="minorHAnsi"/>
+          <w:lang w:val="uk-UA"/>
+        </w:rPr>
+        <w:t>for line in nx.generate_adjlist(G_combined):</w:t>
+      </w:r>
+    </w:p>
+    <w:p>
+      <w:pPr>
+        <w:spacing w:after="0" w:line="240" w:lineRule="auto"/>
+        <w:rPr>
+          <w:rFonts w:cstheme="minorHAnsi"/>
+        </w:rPr>
+      </w:pPr>
+      <w:r>
+        <w:rPr>
+          <w:rFonts w:cstheme="minorHAnsi"/>
+          <w:lang w:val="uk-UA"/>
+        </w:rPr>
+        <w:t xml:space="preserve">    print(line)</w:t>
+      </w:r>
+    </w:p>
+    <w:p>
+      <w:pPr>
+        <w:spacing w:after="0" w:line="240" w:lineRule="auto"/>
+        <w:rPr>
+          <w:rFonts w:cstheme="minorHAnsi"/>
+        </w:rPr>
+      </w:pPr>
+    </w:p>
+    <w:p>
+      <w:pPr>
+        <w:spacing w:after="0" w:line="240" w:lineRule="auto"/>
+        <w:rPr>
+          <w:rFonts w:cstheme="minorHAnsi"/>
+        </w:rPr>
+      </w:pPr>
+    </w:p>
+    <w:p>
+      <w:pPr>
+        <w:spacing w:after="0" w:line="240" w:lineRule="auto"/>
+        <w:rPr>
+          <w:rFonts w:cstheme="minorHAnsi"/>
+        </w:rPr>
+      </w:pPr>
+    </w:p>
+    <w:p>
+      <w:pPr>
+        <w:spacing w:after="0" w:line="240" w:lineRule="auto"/>
+        <w:rPr>
+          <w:rFonts w:cstheme="minorHAnsi"/>
+        </w:rPr>
+      </w:pPr>
+    </w:p>
+    <w:p>
+      <w:pPr>
+        <w:spacing w:after="0" w:line="240" w:lineRule="auto"/>
+        <w:rPr>
+          <w:rFonts w:cstheme="minorHAnsi"/>
+        </w:rPr>
+      </w:pPr>
+      <w:r>
+        <w:rPr>
+          <w:rFonts w:cstheme="minorHAnsi"/>
+        </w:rPr>
+        <w:t># Завдання 2 (Модель SIS)</w:t>
+      </w:r>
+    </w:p>
+    <w:p>
+      <w:pPr>
+        <w:spacing w:after="0" w:line="240" w:lineRule="auto"/>
+        <w:rPr>
+          <w:rFonts w:cstheme="minorHAnsi"/>
+        </w:rPr>
+      </w:pPr>
+      <w:r>
+        <w:rPr>
+          <w:rFonts w:cstheme="minorHAnsi"/>
+        </w:rPr>
+        <w:t>import matplotlib</w:t>
+      </w:r>
+    </w:p>
+    <w:p>
+      <w:pPr>
+        <w:spacing w:after="0" w:line="240" w:lineRule="auto"/>
+        <w:rPr>
+          <w:rFonts w:cstheme="minorHAnsi"/>
+        </w:rPr>
+      </w:pPr>
+      <w:r>
+        <w:rPr>
+          <w:rFonts w:cstheme="minorHAnsi"/>
+        </w:rPr>
+        <w:t>from numpy.random import random</w:t>
+      </w:r>
+    </w:p>
+    <w:p>
+      <w:pPr>
+        <w:spacing w:after="0" w:line="240" w:lineRule="auto"/>
+        <w:rPr>
+          <w:rFonts w:cstheme="minorHAnsi"/>
+        </w:rPr>
+      </w:pPr>
+      <w:r>
+        <w:rPr>
+          <w:rFonts w:cstheme="minorHAnsi"/>
+        </w:rPr>
+        <w:t>import networkx as nx</w:t>
+      </w:r>
+    </w:p>
+    <w:p>
+      <w:pPr>
+        <w:spacing w:after="0" w:line="240" w:lineRule="auto"/>
+        <w:rPr>
+          <w:rFonts w:cstheme="minorHAnsi"/>
+        </w:rPr>
+      </w:pPr>
+      <w:r>
+        <w:rPr>
+          <w:rFonts w:cstheme="minorHAnsi"/>
+        </w:rPr>
+        <w:t>from matplotlib import pyplot as plt</w:t>
+      </w:r>
+    </w:p>
+    <w:p>
+      <w:pPr>
+        <w:spacing w:after="0" w:line="240" w:lineRule="auto"/>
+        <w:rPr>
+          <w:rFonts w:cstheme="minorHAnsi"/>
+        </w:rPr>
+      </w:pPr>
+      <w:r>
+        <w:rPr>
+          <w:rFonts w:cstheme="minorHAnsi"/>
+        </w:rPr>
+        <w:t>import pycxsimulator</w:t>
+      </w:r>
+    </w:p>
+    <w:p>
+      <w:pPr>
+        <w:spacing w:after="0" w:line="240" w:lineRule="auto"/>
+        <w:rPr>
+          <w:rFonts w:cstheme="minorHAnsi"/>
+        </w:rPr>
+      </w:pPr>
+    </w:p>
+    <w:p>
+      <w:pPr>
+        <w:spacing w:after="0" w:line="240" w:lineRule="auto"/>
+        <w:rPr>
+          <w:rFonts w:cstheme="minorHAnsi"/>
+        </w:rPr>
+      </w:pPr>
+      <w:r>
+        <w:rPr>
+          <w:rFonts w:cstheme="minorHAnsi"/>
+        </w:rPr>
+        <w:t>matplotlib.use('TkAgg')</w:t>
+      </w:r>
+    </w:p>
+    <w:p>
+      <w:pPr>
+        <w:spacing w:after="0" w:line="240" w:lineRule="auto"/>
+        <w:rPr>
+          <w:rFonts w:cstheme="minorHAnsi"/>
+        </w:rPr>
+      </w:pPr>
+    </w:p>
+    <w:p>
+      <w:pPr>
+        <w:spacing w:after="0" w:line="240" w:lineRule="auto"/>
+        <w:rPr>
+          <w:rFonts w:cstheme="minorHAnsi"/>
+        </w:rPr>
+      </w:pPr>
+      <w:r>
+        <w:rPr>
+          <w:rFonts w:cstheme="minorHAnsi"/>
+        </w:rPr>
+        <w:t xml:space="preserve"># Параметри моделі </w:t>
+      </w:r>
+    </w:p>
+    <w:p>
+      <w:pPr>
+        <w:spacing w:after="0" w:line="240" w:lineRule="auto"/>
+        <w:rPr>
+          <w:rFonts w:cstheme="minorHAnsi"/>
+        </w:rPr>
+      </w:pPr>
+    </w:p>
+    <w:p>
+      <w:pPr>
+        <w:spacing w:after="0" w:line="240" w:lineRule="auto"/>
+        <w:rPr>
+          <w:rFonts w:cstheme="minorHAnsi"/>
+        </w:rPr>
+      </w:pPr>
+      <w:r>
+        <w:rPr>
+          <w:rFonts w:cstheme="minorHAnsi"/>
+        </w:rPr>
+        <w:t>p_i = 0.5  # Ймовірність зараження</w:t>
+      </w:r>
+    </w:p>
+    <w:p>
+      <w:pPr>
+        <w:spacing w:after="0" w:line="240" w:lineRule="auto"/>
+        <w:rPr>
+          <w:rFonts w:cstheme="minorHAnsi"/>
+        </w:rPr>
+      </w:pPr>
+      <w:r>
+        <w:rPr>
+          <w:rFonts w:cstheme="minorHAnsi"/>
+        </w:rPr>
+        <w:t>p_r = 0.5  # Ймовірність одужання</w:t>
+      </w:r>
+    </w:p>
+    <w:p>
+      <w:pPr>
+        <w:spacing w:after="0" w:line="240" w:lineRule="auto"/>
+        <w:rPr>
+          <w:rFonts w:cstheme="minorHAnsi"/>
+        </w:rPr>
+      </w:pPr>
+    </w:p>
+    <w:p>
+      <w:pPr>
+        <w:spacing w:after="0" w:line="240" w:lineRule="auto"/>
+        <w:rPr>
+          <w:rFonts w:cstheme="minorHAnsi"/>
+        </w:rPr>
+      </w:pPr>
+      <w:r>
+        <w:rPr>
+          <w:rFonts w:cstheme="minorHAnsi"/>
+        </w:rPr>
+        <w:t>p_i = 0.2  # Ймовірність зараження</w:t>
+      </w:r>
+    </w:p>
+    <w:p>
+      <w:pPr>
+        <w:spacing w:after="0" w:line="240" w:lineRule="auto"/>
+        <w:rPr>
+          <w:rFonts w:cstheme="minorHAnsi"/>
+        </w:rPr>
+      </w:pPr>
+      <w:r>
+        <w:rPr>
+          <w:rFonts w:cstheme="minorHAnsi"/>
+        </w:rPr>
+        <w:t>p_r = 0.8  # Ймовірність одужання</w:t>
+      </w:r>
+    </w:p>
+    <w:p>
+      <w:pPr>
+        <w:spacing w:after="0" w:line="240" w:lineRule="auto"/>
+        <w:rPr>
+          <w:rFonts w:cstheme="minorHAnsi"/>
+        </w:rPr>
+      </w:pPr>
+    </w:p>
+    <w:p>
+      <w:pPr>
+        <w:spacing w:after="0" w:line="240" w:lineRule="auto"/>
+        <w:rPr>
+          <w:rFonts w:cstheme="minorHAnsi"/>
+        </w:rPr>
+      </w:pPr>
+      <w:r>
+        <w:rPr>
+          <w:rFonts w:cstheme="minorHAnsi"/>
+        </w:rPr>
+        <w:t>p_i = 0.6  # Ймовірність зараження</w:t>
+      </w:r>
+    </w:p>
+    <w:p>
+      <w:pPr>
+        <w:spacing w:after="0" w:line="240" w:lineRule="auto"/>
+        <w:rPr>
+          <w:rFonts w:cstheme="minorHAnsi"/>
+        </w:rPr>
+      </w:pPr>
+      <w:r>
+        <w:rPr>
+          <w:rFonts w:cstheme="minorHAnsi"/>
+        </w:rPr>
+        <w:t>p_r = 0.4  # Ймовірність одужання</w:t>
+      </w:r>
+    </w:p>
+    <w:p>
+      <w:pPr>
+        <w:spacing w:after="0" w:line="240" w:lineRule="auto"/>
+        <w:rPr>
+          <w:rFonts w:cstheme="minorHAnsi"/>
+        </w:rPr>
+      </w:pPr>
+    </w:p>
+    <w:p>
+      <w:pPr>
+        <w:spacing w:after="0" w:line="240" w:lineRule="auto"/>
+        <w:rPr>
+          <w:rFonts w:cstheme="minorHAnsi"/>
+        </w:rPr>
+      </w:pPr>
+      <w:r>
+        <w:rPr>
+          <w:rFonts w:cstheme="minorHAnsi"/>
+        </w:rPr>
+        <w:t>def initialize():</w:t>
+      </w:r>
+    </w:p>
+    <w:p>
+      <w:pPr>
+        <w:spacing w:after="0" w:line="240" w:lineRule="auto"/>
+        <w:rPr>
+          <w:rFonts w:cstheme="minorHAnsi"/>
+        </w:rPr>
+      </w:pPr>
+      <w:r>
+        <w:rPr>
+          <w:rFonts w:cstheme="minorHAnsi"/>
+        </w:rPr>
+        <w:t xml:space="preserve">    global G, nextG</w:t>
+      </w:r>
+    </w:p>
+    <w:p>
+      <w:pPr>
+        <w:spacing w:after="0" w:line="240" w:lineRule="auto"/>
+        <w:rPr>
+          <w:rFonts w:cstheme="minorHAnsi"/>
+        </w:rPr>
+      </w:pPr>
+      <w:r>
+        <w:rPr>
+          <w:rFonts w:cstheme="minorHAnsi"/>
+        </w:rPr>
+        <w:t xml:space="preserve">    G = nx.karate_club_graph()</w:t>
+      </w:r>
+    </w:p>
+    <w:p>
+      <w:pPr>
+        <w:spacing w:after="0" w:line="240" w:lineRule="auto"/>
+        <w:rPr>
+          <w:rFonts w:cstheme="minorHAnsi"/>
+        </w:rPr>
+      </w:pPr>
+      <w:r>
+        <w:rPr>
+          <w:rFonts w:cstheme="minorHAnsi"/>
+        </w:rPr>
+        <w:t xml:space="preserve">    G.pos = nx.spring_layout(G)</w:t>
+      </w:r>
+    </w:p>
+    <w:p>
+      <w:pPr>
+        <w:spacing w:after="0" w:line="240" w:lineRule="auto"/>
+        <w:rPr>
+          <w:rFonts w:cstheme="minorHAnsi"/>
+        </w:rPr>
+      </w:pPr>
+    </w:p>
+    <w:p>
+      <w:pPr>
+        <w:spacing w:after="0" w:line="240" w:lineRule="auto"/>
+        <w:rPr>
+          <w:rFonts w:cstheme="minorHAnsi"/>
+        </w:rPr>
+      </w:pPr>
+      <w:r>
+        <w:rPr>
+          <w:rFonts w:cstheme="minorHAnsi"/>
+        </w:rPr>
+        <w:t xml:space="preserve">    for i in G.nodes:</w:t>
+      </w:r>
+    </w:p>
+    <w:p>
+      <w:pPr>
+        <w:spacing w:after="0" w:line="240" w:lineRule="auto"/>
+        <w:rPr>
+          <w:rFonts w:cstheme="minorHAnsi"/>
+        </w:rPr>
+      </w:pPr>
+      <w:r>
+        <w:rPr>
+          <w:rFonts w:cstheme="minorHAnsi"/>
+        </w:rPr>
+        <w:lastRenderedPageBreak/>
+        <w:t xml:space="preserve">        # Стан 0: S (сприйнятливий), Стан 1: I (інфікований)</w:t>
+      </w:r>
+    </w:p>
+    <w:p>
+      <w:pPr>
+        <w:spacing w:after="0" w:line="240" w:lineRule="auto"/>
+        <w:rPr>
+          <w:rFonts w:cstheme="minorHAnsi"/>
+        </w:rPr>
+      </w:pPr>
+      <w:r>
+        <w:rPr>
+          <w:rFonts w:cstheme="minorHAnsi"/>
+        </w:rPr>
+        <w:t xml:space="preserve">        # Початково інфікуємо випадкову частину мережі</w:t>
+      </w:r>
+    </w:p>
+    <w:p>
+      <w:pPr>
+        <w:spacing w:after="0" w:line="240" w:lineRule="auto"/>
+        <w:rPr>
+          <w:rFonts w:cstheme="minorHAnsi"/>
+        </w:rPr>
+      </w:pPr>
+      <w:r>
+        <w:rPr>
+          <w:rFonts w:cstheme="minorHAnsi"/>
+        </w:rPr>
+        <w:t xml:space="preserve">        G.nodes[i]['state'] = 1 if random() &lt; 0.2 else 0</w:t>
+      </w:r>
+    </w:p>
+    <w:p>
+      <w:pPr>
+        <w:spacing w:after="0" w:line="240" w:lineRule="auto"/>
+        <w:rPr>
+          <w:rFonts w:cstheme="minorHAnsi"/>
+        </w:rPr>
+      </w:pPr>
+    </w:p>
+    <w:p>
+      <w:pPr>
+        <w:spacing w:after="0" w:line="240" w:lineRule="auto"/>
+        <w:rPr>
+          <w:rFonts w:cstheme="minorHAnsi"/>
+        </w:rPr>
+      </w:pPr>
+      <w:r>
+        <w:rPr>
+          <w:rFonts w:cstheme="minorHAnsi"/>
+        </w:rPr>
+        <w:t xml:space="preserve">    nextG = G.copy()</w:t>
+      </w:r>
+    </w:p>
+    <w:p>
+      <w:pPr>
+        <w:spacing w:after="0" w:line="240" w:lineRule="auto"/>
+        <w:rPr>
+          <w:rFonts w:cstheme="minorHAnsi"/>
+        </w:rPr>
+      </w:pPr>
+    </w:p>
+    <w:p>
+      <w:pPr>
+        <w:spacing w:after="0" w:line="240" w:lineRule="auto"/>
+        <w:rPr>
+          <w:rFonts w:cstheme="minorHAnsi"/>
+        </w:rPr>
+      </w:pPr>
+      <w:r>
+        <w:rPr>
+          <w:rFonts w:cstheme="minorHAnsi"/>
+        </w:rPr>
+        <w:t>def observe():</w:t>
+      </w:r>
+    </w:p>
+    <w:p>
+      <w:pPr>
+        <w:spacing w:after="0" w:line="240" w:lineRule="auto"/>
+        <w:rPr>
+          <w:rFonts w:cstheme="minorHAnsi"/>
+        </w:rPr>
+      </w:pPr>
+      <w:r>
+        <w:rPr>
+          <w:rFonts w:cstheme="minorHAnsi"/>
+        </w:rPr>
+        <w:t xml:space="preserve">    global G</w:t>
+      </w:r>
+    </w:p>
+    <w:p>
+      <w:pPr>
+        <w:spacing w:after="0" w:line="240" w:lineRule="auto"/>
+        <w:rPr>
+          <w:rFonts w:cstheme="minorHAnsi"/>
+        </w:rPr>
+      </w:pPr>
+      <w:r>
+        <w:rPr>
+          <w:rFonts w:cstheme="minorHAnsi"/>
+        </w:rPr>
+        <w:t xml:space="preserve">    plt.cla()</w:t>
+      </w:r>
+    </w:p>
+    <w:p>
+      <w:pPr>
+        <w:spacing w:after="0" w:line="240" w:lineRule="auto"/>
+        <w:rPr>
+          <w:rFonts w:cstheme="minorHAnsi"/>
+        </w:rPr>
+      </w:pPr>
+      <w:r>
+        <w:rPr>
+          <w:rFonts w:cstheme="minorHAnsi"/>
+        </w:rPr>
+        <w:t xml:space="preserve">    colors = ['red' if G.nodes[i]['state'] == 1 else 'blue' for i in G.nodes]</w:t>
+      </w:r>
+    </w:p>
+    <w:p>
+      <w:pPr>
+        <w:spacing w:after="0" w:line="240" w:lineRule="auto"/>
+        <w:rPr>
+          <w:rFonts w:cstheme="minorHAnsi"/>
+        </w:rPr>
+      </w:pPr>
+      <w:r>
+        <w:rPr>
+          <w:rFonts w:cstheme="minorHAnsi"/>
+        </w:rPr>
+        <w:t xml:space="preserve">    nx.draw(G, node_color=colors, pos=G.pos, with_labels=True)</w:t>
+      </w:r>
+    </w:p>
+    <w:p>
+      <w:pPr>
+        <w:spacing w:after="0" w:line="240" w:lineRule="auto"/>
+        <w:rPr>
+          <w:rFonts w:cstheme="minorHAnsi"/>
+        </w:rPr>
+      </w:pPr>
+      <w:r>
+        <w:rPr>
+          <w:rFonts w:cstheme="minorHAnsi"/>
+        </w:rPr>
+        <w:t xml:space="preserve">    plt.title(f"SIS Model: p_i={p_i}, p_r={p_r}")</w:t>
+      </w:r>
+    </w:p>
+    <w:p>
+      <w:pPr>
+        <w:spacing w:after="0" w:line="240" w:lineRule="auto"/>
+        <w:rPr>
+          <w:rFonts w:cstheme="minorHAnsi"/>
+        </w:rPr>
+      </w:pPr>
+    </w:p>
+    <w:p>
+      <w:pPr>
+        <w:spacing w:after="0" w:line="240" w:lineRule="auto"/>
+        <w:rPr>
+          <w:rFonts w:cstheme="minorHAnsi"/>
+        </w:rPr>
+      </w:pPr>
+      <w:r>
+        <w:rPr>
+          <w:rFonts w:cstheme="minorHAnsi"/>
+        </w:rPr>
+        <w:t>def update():</w:t>
+      </w:r>
+    </w:p>
+    <w:p>
+      <w:pPr>
+        <w:spacing w:after="0" w:line="240" w:lineRule="auto"/>
+        <w:rPr>
+          <w:rFonts w:cstheme="minorHAnsi"/>
+        </w:rPr>
+      </w:pPr>
+      <w:r>
+        <w:rPr>
+          <w:rFonts w:cstheme="minorHAnsi"/>
+        </w:rPr>
+        <w:t xml:space="preserve">    global G, nextG</w:t>
+      </w:r>
+    </w:p>
+    <w:p>
+      <w:pPr>
+        <w:spacing w:after="0" w:line="240" w:lineRule="auto"/>
+        <w:rPr>
+          <w:rFonts w:cstheme="minorHAnsi"/>
+        </w:rPr>
+      </w:pPr>
+    </w:p>
+    <w:p>
+      <w:pPr>
+        <w:spacing w:after="0" w:line="240" w:lineRule="auto"/>
+        <w:rPr>
+          <w:rFonts w:cstheme="minorHAnsi"/>
+        </w:rPr>
+      </w:pPr>
+      <w:r>
+        <w:rPr>
+          <w:rFonts w:cstheme="minorHAnsi"/>
+        </w:rPr>
+        <w:t xml:space="preserve">    for i in G.nodes():</w:t>
+      </w:r>
+    </w:p>
+    <w:p>
+      <w:pPr>
+        <w:spacing w:after="0" w:line="240" w:lineRule="auto"/>
+        <w:rPr>
+          <w:rFonts w:cstheme="minorHAnsi"/>
+        </w:rPr>
+      </w:pPr>
+      <w:r>
+        <w:rPr>
+          <w:rFonts w:cstheme="minorHAnsi"/>
+        </w:rPr>
+        <w:t xml:space="preserve">        if G.nodes[i]['state'] == 1:</w:t>
+      </w:r>
+    </w:p>
+    <w:p>
+      <w:pPr>
+        <w:spacing w:after="0" w:line="240" w:lineRule="auto"/>
+        <w:rPr>
+          <w:rFonts w:cstheme="minorHAnsi"/>
+        </w:rPr>
+      </w:pPr>
+      <w:r>
+        <w:rPr>
+          <w:rFonts w:cstheme="minorHAnsi"/>
+        </w:rPr>
+        <w:t xml:space="preserve">            # Інфікований індивід одужує з ймовірністю p_r</w:t>
+      </w:r>
+    </w:p>
+    <w:p>
+      <w:pPr>
+        <w:spacing w:after="0" w:line="240" w:lineRule="auto"/>
+        <w:rPr>
+          <w:rFonts w:cstheme="minorHAnsi"/>
+        </w:rPr>
+      </w:pPr>
+      <w:r>
+        <w:rPr>
+          <w:rFonts w:cstheme="minorHAnsi"/>
+        </w:rPr>
+        <w:t xml:space="preserve">            if random() &lt; p_r:</w:t>
+      </w:r>
+    </w:p>
+    <w:p>
+      <w:pPr>
+        <w:spacing w:after="0" w:line="240" w:lineRule="auto"/>
+        <w:rPr>
+          <w:rFonts w:cstheme="minorHAnsi"/>
+        </w:rPr>
+      </w:pPr>
+      <w:r>
+        <w:rPr>
+          <w:rFonts w:cstheme="minorHAnsi"/>
+        </w:rPr>
+        <w:t xml:space="preserve">                nextG.nodes[i]['state'] = 0</w:t>
+      </w:r>
+    </w:p>
+    <w:p>
+      <w:pPr>
+        <w:spacing w:after="0" w:line="240" w:lineRule="auto"/>
+        <w:rPr>
+          <w:rFonts w:cstheme="minorHAnsi"/>
+        </w:rPr>
+      </w:pPr>
+      <w:r>
+        <w:rPr>
+          <w:rFonts w:cstheme="minorHAnsi"/>
+        </w:rPr>
+        <w:t xml:space="preserve">            else:</w:t>
+      </w:r>
+    </w:p>
+    <w:p>
+      <w:pPr>
+        <w:spacing w:after="0" w:line="240" w:lineRule="auto"/>
+        <w:rPr>
+          <w:rFonts w:cstheme="minorHAnsi"/>
+        </w:rPr>
+      </w:pPr>
+      <w:r>
+        <w:rPr>
+          <w:rFonts w:cstheme="minorHAnsi"/>
+        </w:rPr>
+        <w:t xml:space="preserve">                nextG.nodes[i]['state'] = 1</w:t>
+      </w:r>
+    </w:p>
+    <w:p>
+      <w:pPr>
+        <w:spacing w:after="0" w:line="240" w:lineRule="auto"/>
+        <w:rPr>
+          <w:rFonts w:cstheme="minorHAnsi"/>
+        </w:rPr>
+      </w:pPr>
+      <w:r>
+        <w:rPr>
+          <w:rFonts w:cstheme="minorHAnsi"/>
+        </w:rPr>
+        <w:t xml:space="preserve">        else:</w:t>
+      </w:r>
+    </w:p>
+    <w:p>
+      <w:pPr>
+        <w:spacing w:after="0" w:line="240" w:lineRule="auto"/>
+        <w:rPr>
+          <w:rFonts w:cstheme="minorHAnsi"/>
+        </w:rPr>
+      </w:pPr>
+      <w:r>
+        <w:rPr>
+          <w:rFonts w:cstheme="minorHAnsi"/>
+        </w:rPr>
+        <w:t xml:space="preserve">            # Перевіряємо чи є хоча б один інфікований сусід</w:t>
+      </w:r>
+    </w:p>
+    <w:p>
+      <w:pPr>
+        <w:spacing w:after="0" w:line="240" w:lineRule="auto"/>
+        <w:rPr>
+          <w:rFonts w:cstheme="minorHAnsi"/>
+        </w:rPr>
+      </w:pPr>
+      <w:r>
+        <w:rPr>
+          <w:rFonts w:cstheme="minorHAnsi"/>
+        </w:rPr>
+        <w:t xml:space="preserve">            infected_neighbors = sum(1 for j in G.neighbors(i) if G.nodes[j]['state'] == 1)</w:t>
+      </w:r>
+    </w:p>
+    <w:p>
+      <w:pPr>
+        <w:spacing w:after="0" w:line="240" w:lineRule="auto"/>
+        <w:rPr>
+          <w:rFonts w:cstheme="minorHAnsi"/>
+        </w:rPr>
+      </w:pPr>
+      <w:r>
+        <w:rPr>
+          <w:rFonts w:cstheme="minorHAnsi"/>
+        </w:rPr>
+        <w:t xml:space="preserve">            if infected_neighbors &gt; 0:</w:t>
+      </w:r>
+    </w:p>
+    <w:p>
+      <w:pPr>
+        <w:spacing w:after="0" w:line="240" w:lineRule="auto"/>
+        <w:rPr>
+          <w:rFonts w:cstheme="minorHAnsi"/>
+        </w:rPr>
+      </w:pPr>
+      <w:r>
+        <w:rPr>
+          <w:rFonts w:cstheme="minorHAnsi"/>
+        </w:rPr>
+        <w:t xml:space="preserve">                # Сприйнятливий заражається з ймовірністю p_i</w:t>
+      </w:r>
+    </w:p>
+    <w:p>
+      <w:pPr>
+        <w:spacing w:after="0" w:line="240" w:lineRule="auto"/>
+        <w:rPr>
+          <w:rFonts w:cstheme="minorHAnsi"/>
+        </w:rPr>
+      </w:pPr>
+      <w:r>
+        <w:rPr>
+          <w:rFonts w:cstheme="minorHAnsi"/>
+        </w:rPr>
+        <w:t xml:space="preserve">                if random() &lt; p_i:</w:t>
+      </w:r>
+    </w:p>
+    <w:p>
+      <w:pPr>
+        <w:spacing w:after="0" w:line="240" w:lineRule="auto"/>
+        <w:rPr>
+          <w:rFonts w:cstheme="minorHAnsi"/>
+        </w:rPr>
+      </w:pPr>
+      <w:r>
+        <w:rPr>
+          <w:rFonts w:cstheme="minorHAnsi"/>
+        </w:rPr>
+        <w:t xml:space="preserve">                    nextG.nodes[i]['state'] = 1</w:t>
+      </w:r>
+    </w:p>
+    <w:p>
+      <w:pPr>
+        <w:spacing w:after="0" w:line="240" w:lineRule="auto"/>
+        <w:rPr>
+          <w:rFonts w:cstheme="minorHAnsi"/>
+        </w:rPr>
+      </w:pPr>
+      <w:r>
+        <w:rPr>
+          <w:rFonts w:cstheme="minorHAnsi"/>
+        </w:rPr>
+        <w:t xml:space="preserve">                else:</w:t>
+      </w:r>
+    </w:p>
+    <w:p>
+      <w:pPr>
+        <w:spacing w:after="0" w:line="240" w:lineRule="auto"/>
+        <w:rPr>
+          <w:rFonts w:cstheme="minorHAnsi"/>
+        </w:rPr>
+      </w:pPr>
+      <w:r>
+        <w:rPr>
+          <w:rFonts w:cstheme="minorHAnsi"/>
+        </w:rPr>
+        <w:t xml:space="preserve">                    nextG.nodes[i]['state'] = 0</w:t>
+      </w:r>
+    </w:p>
+    <w:p>
+      <w:pPr>
+        <w:spacing w:after="0" w:line="240" w:lineRule="auto"/>
+        <w:rPr>
+          <w:rFonts w:cstheme="minorHAnsi"/>
+        </w:rPr>
+      </w:pPr>
+      <w:r>
+        <w:rPr>
+          <w:rFonts w:cstheme="minorHAnsi"/>
+        </w:rPr>
+        <w:t xml:space="preserve">            else:</w:t>
+      </w:r>
+    </w:p>
+    <w:p>
+      <w:pPr>
+        <w:spacing w:after="0" w:line="240" w:lineRule="auto"/>
+        <w:rPr>
+          <w:rFonts w:cstheme="minorHAnsi"/>
+        </w:rPr>
+      </w:pPr>
+      <w:r>
+        <w:rPr>
+          <w:rFonts w:cstheme="minorHAnsi"/>
+        </w:rPr>
+        <w:t xml:space="preserve">                nextG.nodes[i]['state'] = 0</w:t>
+      </w:r>
+    </w:p>
+    <w:p>
+      <w:pPr>
+        <w:spacing w:after="0" w:line="240" w:lineRule="auto"/>
+        <w:rPr>
+          <w:rFonts w:cstheme="minorHAnsi"/>
+        </w:rPr>
+      </w:pPr>
+    </w:p>
+    <w:p>
+      <w:pPr>
+        <w:spacing w:after="0" w:line="240" w:lineRule="auto"/>
+        <w:rPr>
+          <w:rFonts w:cstheme="minorHAnsi"/>
+        </w:rPr>
+      </w:pPr>
+      <w:r>
+        <w:rPr>
+          <w:rFonts w:cstheme="minorHAnsi"/>
+        </w:rPr>
+        <w:t xml:space="preserve">    # Синхронне оновлення станів</w:t>
+      </w:r>
+    </w:p>
+    <w:p>
+      <w:pPr>
+        <w:spacing w:after="0" w:line="240" w:lineRule="auto"/>
+        <w:rPr>
+          <w:rFonts w:cstheme="minorHAnsi"/>
+        </w:rPr>
+      </w:pPr>
+      <w:r>
+        <w:rPr>
+          <w:rFonts w:cstheme="minorHAnsi"/>
+        </w:rPr>
+        <w:t xml:space="preserve">    for i in G.nodes():</w:t>
+      </w:r>
+    </w:p>
+    <w:p>
+      <w:pPr>
+        <w:spacing w:after="0" w:line="240" w:lineRule="auto"/>
+        <w:rPr>
+          <w:rFonts w:cstheme="minorHAnsi"/>
+        </w:rPr>
+      </w:pPr>
+      <w:r>
+        <w:rPr>
+          <w:rFonts w:cstheme="minorHAnsi"/>
+        </w:rPr>
+        <w:t xml:space="preserve">        G.nodes[i]['state'] = nextG.nodes[i]['state']</w:t>
+      </w:r>
+    </w:p>
+    <w:p>
+      <w:pPr>
+        <w:spacing w:after="0" w:line="240" w:lineRule="auto"/>
+        <w:rPr>
+          <w:rFonts w:cstheme="minorHAnsi"/>
+        </w:rPr>
+      </w:pPr>
+    </w:p>
+    <w:p>
+      <w:pPr>
+        <w:spacing w:after="0" w:line="240" w:lineRule="auto"/>
+        <w:rPr>
+          <w:rFonts w:cstheme="minorHAnsi"/>
+          <w:lang w:val="uk-UA"/>
+        </w:rPr>
+      </w:pPr>
+      <w:r>
+        <w:rPr>
+          <w:rFonts w:cstheme="minorHAnsi"/>
+        </w:rPr>
+        <w:t>pycxsimulator.GUI().start(func=[initialize, observe, update])</w:t>
+      </w:r>
     </w:p>
     <w:sectPr>
       <w:pgSz w:w="11906" w:h="16838"/>
